--- a/klagomål/A 34141-2025 FSC-klagomål.docx
+++ b/klagomål/A 34141-2025 FSC-klagomål.docx
@@ -662,7 +662,7 @@
     <w:r>
       <w:tab/>
       <w:tab/>
-      <w:t>2025-07-08</w:t>
+      <w:t>2025-07-09</w:t>
       <w:br/>
       <w:br/>
     </w:r>

--- a/klagomål/A 34141-2025 FSC-klagomål.docx
+++ b/klagomål/A 34141-2025 FSC-klagomål.docx
@@ -662,7 +662,7 @@
     <w:r>
       <w:tab/>
       <w:tab/>
-      <w:t>2025-07-09</w:t>
+      <w:t>2025-07-11</w:t>
       <w:br/>
       <w:br/>
     </w:r>

--- a/klagomål/A 34141-2025 FSC-klagomål.docx
+++ b/klagomål/A 34141-2025 FSC-klagomål.docx
@@ -662,7 +662,7 @@
     <w:r>
       <w:tab/>
       <w:tab/>
-      <w:t>2025-07-11</w:t>
+      <w:t>2025-07-12</w:t>
       <w:br/>
       <w:br/>
     </w:r>

--- a/klagomål/A 34141-2025 FSC-klagomål.docx
+++ b/klagomål/A 34141-2025 FSC-klagomål.docx
@@ -662,7 +662,7 @@
     <w:r>
       <w:tab/>
       <w:tab/>
-      <w:t>2025-07-12</w:t>
+      <w:t>2025-07-13</w:t>
       <w:br/>
       <w:br/>
     </w:r>

--- a/klagomål/A 34141-2025 FSC-klagomål.docx
+++ b/klagomål/A 34141-2025 FSC-klagomål.docx
@@ -662,7 +662,7 @@
     <w:r>
       <w:tab/>
       <w:tab/>
-      <w:t>2025-07-13</w:t>
+      <w:t>2025-07-14</w:t>
       <w:br/>
       <w:br/>
     </w:r>

--- a/klagomål/A 34141-2025 FSC-klagomål.docx
+++ b/klagomål/A 34141-2025 FSC-klagomål.docx
@@ -662,7 +662,7 @@
     <w:r>
       <w:tab/>
       <w:tab/>
-      <w:t>2025-08-06</w:t>
+      <w:t>2025-08-09</w:t>
       <w:br/>
       <w:br/>
     </w:r>

--- a/klagomål/A 34141-2025 FSC-klagomål.docx
+++ b/klagomål/A 34141-2025 FSC-klagomål.docx
@@ -168,7 +168,7 @@
     </w:p>
     <w:p>
       <w:r>
-        <w:t>Detta dokument behandlar höga naturvärden i avverkningsanmälan A 34141-2025 i Härnösands kommun. Denna avverkningsanmälan inkom 2025-07-07 och omfattar 5,4 ha.</w:t>
+        <w:t>Detta dokument behandlar höga naturvärden i avverkningsanmälan A 34141-2025 i Härnösands kommun. Denna avverkningsanmälan inkom 2025-07-07 13:15:34 och omfattar 5,4 ha.</w:t>
       </w:r>
     </w:p>
     <w:p>

--- a/klagomål/A 34141-2025 FSC-klagomål.docx
+++ b/klagomål/A 34141-2025 FSC-klagomål.docx
@@ -662,7 +662,7 @@
     <w:r>
       <w:tab/>
       <w:tab/>
-      <w:t>2025-08-09</w:t>
+      <w:t>2025-08-10</w:t>
       <w:br/>
       <w:br/>
     </w:r>

--- a/klagomål/A 34141-2025 FSC-klagomål.docx
+++ b/klagomål/A 34141-2025 FSC-klagomål.docx
@@ -662,7 +662,7 @@
     <w:r>
       <w:tab/>
       <w:tab/>
-      <w:t>2025-08-10</w:t>
+      <w:t>2025-08-11</w:t>
       <w:br/>
       <w:br/>
     </w:r>

--- a/klagomål/A 34141-2025 FSC-klagomål.docx
+++ b/klagomål/A 34141-2025 FSC-klagomål.docx
@@ -662,7 +662,7 @@
     <w:r>
       <w:tab/>
       <w:tab/>
-      <w:t>2025-08-11</w:t>
+      <w:t>2025-08-12</w:t>
       <w:br/>
       <w:br/>
     </w:r>

--- a/klagomål/A 34141-2025 FSC-klagomål.docx
+++ b/klagomål/A 34141-2025 FSC-klagomål.docx
@@ -662,7 +662,7 @@
     <w:r>
       <w:tab/>
       <w:tab/>
-      <w:t>2025-08-12</w:t>
+      <w:t>2025-08-13</w:t>
       <w:br/>
       <w:br/>
     </w:r>

--- a/klagomål/A 34141-2025 FSC-klagomål.docx
+++ b/klagomål/A 34141-2025 FSC-klagomål.docx
@@ -662,7 +662,7 @@
     <w:r>
       <w:tab/>
       <w:tab/>
-      <w:t>2025-08-13</w:t>
+      <w:t>2025-08-14</w:t>
       <w:br/>
       <w:br/>
     </w:r>

--- a/klagomål/A 34141-2025 FSC-klagomål.docx
+++ b/klagomål/A 34141-2025 FSC-klagomål.docx
@@ -662,7 +662,7 @@
     <w:r>
       <w:tab/>
       <w:tab/>
-      <w:t>2025-08-14</w:t>
+      <w:t>2025-08-15</w:t>
       <w:br/>
       <w:br/>
     </w:r>

--- a/klagomål/A 34141-2025 FSC-klagomål.docx
+++ b/klagomål/A 34141-2025 FSC-klagomål.docx
@@ -662,7 +662,7 @@
     <w:r>
       <w:tab/>
       <w:tab/>
-      <w:t>2025-08-15</w:t>
+      <w:t>2025-08-16</w:t>
       <w:br/>
       <w:br/>
     </w:r>

--- a/klagomål/A 34141-2025 FSC-klagomål.docx
+++ b/klagomål/A 34141-2025 FSC-klagomål.docx
@@ -662,7 +662,7 @@
     <w:r>
       <w:tab/>
       <w:tab/>
-      <w:t>2025-08-16</w:t>
+      <w:t>2025-08-17</w:t>
       <w:br/>
       <w:br/>
     </w:r>

--- a/klagomål/A 34141-2025 FSC-klagomål.docx
+++ b/klagomål/A 34141-2025 FSC-klagomål.docx
@@ -662,7 +662,7 @@
     <w:r>
       <w:tab/>
       <w:tab/>
-      <w:t>2025-08-17</w:t>
+      <w:t>2025-08-18</w:t>
       <w:br/>
       <w:br/>
     </w:r>

--- a/klagomål/A 34141-2025 FSC-klagomål.docx
+++ b/klagomål/A 34141-2025 FSC-klagomål.docx
@@ -662,7 +662,7 @@
     <w:r>
       <w:tab/>
       <w:tab/>
-      <w:t>2025-08-18</w:t>
+      <w:t>2025-08-19</w:t>
       <w:br/>
       <w:br/>
     </w:r>

--- a/klagomål/A 34141-2025 FSC-klagomål.docx
+++ b/klagomål/A 34141-2025 FSC-klagomål.docx
@@ -662,7 +662,7 @@
     <w:r>
       <w:tab/>
       <w:tab/>
-      <w:t>2025-08-19</w:t>
+      <w:t>2025-08-20</w:t>
       <w:br/>
       <w:br/>
     </w:r>

--- a/klagomål/A 34141-2025 FSC-klagomål.docx
+++ b/klagomål/A 34141-2025 FSC-klagomål.docx
@@ -662,7 +662,7 @@
     <w:r>
       <w:tab/>
       <w:tab/>
-      <w:t>2025-08-20</w:t>
+      <w:t>2025-08-21</w:t>
       <w:br/>
       <w:br/>
     </w:r>

--- a/klagomål/A 34141-2025 FSC-klagomål.docx
+++ b/klagomål/A 34141-2025 FSC-klagomål.docx
@@ -662,7 +662,7 @@
     <w:r>
       <w:tab/>
       <w:tab/>
-      <w:t>2025-08-21</w:t>
+      <w:t>2025-08-22</w:t>
       <w:br/>
       <w:br/>
     </w:r>

--- a/klagomål/A 34141-2025 FSC-klagomål.docx
+++ b/klagomål/A 34141-2025 FSC-klagomål.docx
@@ -191,7 +191,7 @@
     </w:p>
     <w:p>
       <w:r>
-        <w:t>I avverkningsanmälan har följande 1 naturvårdsarter hittats: granticka (NT). Av dessa är 1 rödlistade. För rödlistade arter har rödlistekategorin angivits inom parentes.</w:t>
+        <w:t>I avverkningsanmälan har följande 8 naturvårdsarter hittats: blågrå svartspik (NT), gammelgransskål (NT), garnlav (NT), granticka (NT), ullticka (NT), violettgrå tagellav (NT), korallblylav (S) och stor aspticka (S). Av dessa är 6 rödlistade. För rödlistade arter har rödlistekategorin angivits inom parentes. Arter som är signalarter enligt Skogsstyrelsen har markerats med (S).</w:t>
       </w:r>
     </w:p>
     <w:p>
@@ -206,7 +206,7 @@
       <w:r>
         <w:drawing>
           <wp:inline xmlns:a="http://schemas.openxmlformats.org/drawingml/2006/main" xmlns:pic="http://schemas.openxmlformats.org/drawingml/2006/picture">
-            <wp:extent cx="5486400" cy="3233057"/>
+            <wp:extent cx="5486400" cy="3203569"/>
             <wp:docPr id="1" name="Picture 1"/>
             <wp:cNvGraphicFramePr>
               <a:graphicFrameLocks noChangeAspect="1"/>
@@ -227,7 +227,7 @@
                   <pic:spPr>
                     <a:xfrm>
                       <a:off x="0" y="0"/>
-                      <a:ext cx="5486400" cy="3233057"/>
+                      <a:ext cx="5486400" cy="3203569"/>
                     </a:xfrm>
                     <a:prstGeom prst="rect"/>
                   </pic:spPr>
@@ -251,10 +251,105 @@
         <w:rPr>
           <w:b/>
         </w:rPr>
+        <w:t>Blågrå svartspik (NT)</w:t>
+      </w:r>
+      <w:r>
+        <w:t xml:space="preserve"> växer på torr, hård ved av gamla, solbelysta torrakor, högstubbar av tall och grova döda grenar på levande tallar i öppna bestånd av naturskogskaraktär. Nästan alltid rör det sig om tjärrika torrträd och högstubbar (töreved, keloträd) som kan vara en bra bit över hundra år, i vissa fall sannolikt hundratals år gamla. Skogsbruk är idag det allvarligaste hotet. Ett långsiktigt hot är att nybildningen av gamla torrakor och högstubbar är en långsam process vilken ofta är beroende av skogsbrand. Nytt substrat bildas numera sannolikt nästan inte alls då antalet naturliga skogsbränder har minskat drastiskt på grund av effektivare brandbekämpning. Döda träd som lämnas efter avverkning är inte lämpliga för arten, eftersom dessa träd inte varit utsatta för skogsbrand och bildat tjärrik ved. Skogsbruksåtgärder på eller i närheten av växtplatserna bör undvikas. Naturskogsartade skogar med förekomst av arten indikerar höga biologiska värden och bör bevaras. Blågrå svartspik har en mycket begränsad utbredning utanför de nordiska länderna varför dessa länder har ett speciellt ansvar för arten (SLU Artdatabanken, 2024).</w:t>
+      </w:r>
+    </w:p>
+    <w:p>
+      <w:r>
+        <w:rPr>
+          <w:b/>
+        </w:rPr>
+        <w:t>Gammelgransskål (NT)</w:t>
+      </w:r>
+      <w:r>
+        <w:t xml:space="preserve"> är en liten skålsvamp som växer på gamla granar med skrovlig bark. Typiska växtplatser är gransumpskog i myrkanter, bäckdråg, bäckraviner och skuggiga bergssluttningar, men också skog på torrare mark kan hysa arten om beståndet har stark naturskogskaraktär. Bestånd med arten bör behandlas som nyckelbiotoper och sparas vid en slutavverkning. Även gallring bör undvikas (SLU Artdatabanken, 2024; Nitare &amp; Skogsstyrelsen, 2019).</w:t>
+      </w:r>
+    </w:p>
+    <w:p>
+      <w:r>
+        <w:rPr>
+          <w:b/>
+        </w:rPr>
+        <w:t>Garnlav (NT)</w:t>
+      </w:r>
+      <w:r>
+        <w:t xml:space="preserve"> är en utpräglad barrskogsart som ibland kan drapera träden i norrländska grannaturskogar med hög luftfuktighet. Den förekommer även i talldominerade bestånd där den, förutom i trädens grenverk, påträffas hängande över ojämnheter i tallbarken. Arten har minskat starkt i södra och mellersta Sverige och den minskar även i sitt nordliga utbredningsområde. Orsaken till tillbakagången beror främst på slutavverkningar av naturskogsartade skogar. Bestånd med riklig förekomst bör regelmässigt sparas. Garnlav är värdväxt för den mycket sällsynta och akut hotade fjärilen barrskogslavfly (CR) som hör hemma i boreala barrskogar med riklig förekomst av värdväxten. Tidigare kunde arten konstateras årligen på flera platser vid Dala-Floda i Dalarna innan lokalerna kalavverkades. Senaste fyndet i landet av barrskogslavfly är från år 2000 då den påträffades vid Högberget i Sollefteå kommun (SLU Artdatabanken, 2024).</w:t>
+      </w:r>
+    </w:p>
+    <w:p>
+      <w:r>
+        <w:rPr>
+          <w:b/>
+        </w:rPr>
         <w:t>Granticka (NT)</w:t>
       </w:r>
       <w:r>
         <w:t xml:space="preserve"> förekommer främst i äldre skogar med naturskogskaraktär, liksom i dimensionsavverkade och plockhuggna skogar. I äldre grannaturskog i norra Sverige är den alltjämt en förhållandevis vanlig karaktärsart, medan den längre söderut blir allt mer sällsynt. I Götaland och delar av Svealand är den en god signalart för skyddsvärda granskogsmiljöer. Arten bedöms ha minskat starkt under senare år på grund av skogsavverkningar, då den framför allt växer i äldre granskog med långvarig grankontinuitet. I urskogsliknande bestånd i norra Sverige kan ibland påträffas den mycket sällsynta tickan grantickeporing (VU), som lever på döda grantickor (SLU Artdatabanken, 2024; Nitare &amp; Skogsstyrelsen, 2019).</w:t>
+      </w:r>
+    </w:p>
+    <w:p>
+      <w:r>
+        <w:rPr>
+          <w:b/>
+        </w:rPr>
+        <w:t>Korallblylav</w:t>
+      </w:r>
+      <w:r>
+        <w:t xml:space="preserve"> växer på bark av asp, ask, rönn, sälg, bok och lönn och signalerar överallt skogsbestånd med höga naturvärden och den följs nästan alltid av andra ovanliga och rödlistade arter. Den indikerar hög och jämn luftfuktighet och växer främst i områden med lång skoglig kontinuitet där det funnits ett ständigt inslag av gamla lövträd (SLU Artdatabanken, 2024; Nitare &amp; Skogsstyrelsen, 2019).</w:t>
+      </w:r>
+    </w:p>
+    <w:p>
+      <w:r>
+        <w:rPr>
+          <w:b/>
+        </w:rPr>
+        <w:t>Stor aspticka</w:t>
+      </w:r>
+      <w:r>
+        <w:t xml:space="preserve"> är knuten till gamla levande aspar och orsakar karaktäristiska inbuktningar i stammen (så kallad nekroser). Slutavverknings- och gallringsåtgärder i löv- och blandskogsbestånd som innebär att tillgången på grov asp minskar är ett hot mot arten. Det är viktigt att äldre aspar och aspbestånd sparas och för att gynna arten på sikt bör aspinslagen i t.ex. bergbranter, raviner, skogsbryn och kring äldre odlingsmarker generellt sparas i större utsträckning än vad som görs idag (SLU Artdatabanken, 2024; Nitare &amp; Skogsstyrelsen, 2019).</w:t>
+      </w:r>
+    </w:p>
+    <w:p>
+      <w:r>
+        <w:rPr>
+          <w:b/>
+        </w:rPr>
+        <w:t>Ullticka (NT)</w:t>
+      </w:r>
+      <w:r>
+        <w:t xml:space="preserve"> är knuten till restbestånd av barrnaturskog och förekommer med ett tydligt optimum i orörda eller måttligt påverkade gamla granskogar där det föreligger viss kontinuitet av grov död ved. Ullticka är en bra signalart inom hela sitt utbredningsområde och i södra Sverige är den sällsynt och en god signalart för skyddsvärda granskogsmiljöer. Den hotas av avverkning och fragmentering av naturskog och äldre granskog med lång trädkontinuitet. På ullticka kan ibland ulltickeporing (VU) påträffas - det är en sällsynt ticka som nyligen delats upp i tre olika arter: </w:t>
+      </w:r>
+      <w:r>
+        <w:rPr>
+          <w:i/>
+        </w:rPr>
+        <w:t xml:space="preserve">Skeletocutis brevispora </w:t>
+      </w:r>
+      <w:r>
+        <w:t>(ulltickeporing)</w:t>
+      </w:r>
+      <w:r>
+        <w:rPr>
+          <w:i/>
+        </w:rPr>
+        <w:t>, Skeletocutis delicata och Skeletocutis exilis</w:t>
+      </w:r>
+      <w:r>
+        <w:t>. De två sistnämnda arterna står för närvarande (2020) som ej bedömda i rödlistan (SLU Artdatabanken, 2024; Nitare &amp; Skogsstyrelsen, 2019; Miettinen &amp; Niemelä, 2018).</w:t>
+      </w:r>
+    </w:p>
+    <w:p>
+      <w:r>
+        <w:rPr>
+          <w:b/>
+        </w:rPr>
+        <w:t>Violettgrå tagellav (NT)</w:t>
+      </w:r>
+      <w:r>
+        <w:t xml:space="preserve"> växer nästan uteslutande i gamla olikåldriga barrnaturskogar med lång skoglig kontinuitet och är en utmärkt signal på skog med höga naturvärden. Slutavverkning av tidigare aldrig slutavverkad skog (kontinuitetsskog) är det största hotet. Biotopen nyskapas i begränsad omfattning och barrskog äldre än 160 år, där den violettgrå tagellaven huvudsakligen påträffas har minskat med 50% de senaste 50 åren. Lågproduktiv skogsmark där laven förekommer bör undantas från skogsbruk och rika förekomster i äldre granskog bör skyddas. Arten är känslig för uttorkning och det är väsentligt att tillräckligt stora bestånd avsätts (SLU Artdatabanken, 2024; Nitare &amp; Skogsstyrelsen, 2019).</w:t>
       </w:r>
     </w:p>
     <w:p>
@@ -347,7 +442,7 @@
         <w:rPr>
           <w:i/>
         </w:rPr>
-        <w:t>I det avverkningsanmälda skogsområdet har 1 naturvårdsarter varav 1 rödlistade arter sina livsmiljöer och växtplatser.</w:t>
+        <w:t>I det avverkningsanmälda skogsområdet har 8 naturvårdsarter varav 6 rödlistade arter sina livsmiljöer och växtplatser.</w:t>
       </w:r>
     </w:p>
     <w:p>
@@ -662,7 +757,7 @@
     <w:r>
       <w:tab/>
       <w:tab/>
-      <w:t>2025-08-22</w:t>
+      <w:t>2025-08-23</w:t>
       <w:br/>
       <w:br/>
     </w:r>

--- a/klagomål/A 34141-2025 FSC-klagomål.docx
+++ b/klagomål/A 34141-2025 FSC-klagomål.docx
@@ -757,7 +757,7 @@
     <w:r>
       <w:tab/>
       <w:tab/>
-      <w:t>2025-08-23</w:t>
+      <w:t>2025-08-24</w:t>
       <w:br/>
       <w:br/>
     </w:r>

--- a/klagomål/A 34141-2025 FSC-klagomål.docx
+++ b/klagomål/A 34141-2025 FSC-klagomål.docx
@@ -757,7 +757,7 @@
     <w:r>
       <w:tab/>
       <w:tab/>
-      <w:t>2025-08-24</w:t>
+      <w:t>2025-08-25</w:t>
       <w:br/>
       <w:br/>
     </w:r>

--- a/klagomål/A 34141-2025 FSC-klagomål.docx
+++ b/klagomål/A 34141-2025 FSC-klagomål.docx
@@ -757,7 +757,7 @@
     <w:r>
       <w:tab/>
       <w:tab/>
-      <w:t>2025-08-25</w:t>
+      <w:t>2025-08-26</w:t>
       <w:br/>
       <w:br/>
     </w:r>

--- a/klagomål/A 34141-2025 FSC-klagomål.docx
+++ b/klagomål/A 34141-2025 FSC-klagomål.docx
@@ -757,7 +757,7 @@
     <w:r>
       <w:tab/>
       <w:tab/>
-      <w:t>2025-08-26</w:t>
+      <w:t>2025-08-30</w:t>
       <w:br/>
       <w:br/>
     </w:r>

--- a/klagomål/A 34141-2025 FSC-klagomål.docx
+++ b/klagomål/A 34141-2025 FSC-klagomål.docx
@@ -757,7 +757,7 @@
     <w:r>
       <w:tab/>
       <w:tab/>
-      <w:t>2025-08-30</w:t>
+      <w:t>2025-08-31</w:t>
       <w:br/>
       <w:br/>
     </w:r>

--- a/klagomål/A 34141-2025 FSC-klagomål.docx
+++ b/klagomål/A 34141-2025 FSC-klagomål.docx
@@ -757,7 +757,7 @@
     <w:r>
       <w:tab/>
       <w:tab/>
-      <w:t>2025-08-31</w:t>
+      <w:t>2025-09-01</w:t>
       <w:br/>
       <w:br/>
     </w:r>

--- a/klagomål/A 34141-2025 FSC-klagomål.docx
+++ b/klagomål/A 34141-2025 FSC-klagomål.docx
@@ -757,7 +757,7 @@
     <w:r>
       <w:tab/>
       <w:tab/>
-      <w:t>2025-09-01</w:t>
+      <w:t>2025-09-04</w:t>
       <w:br/>
       <w:br/>
     </w:r>

--- a/klagomål/A 34141-2025 FSC-klagomål.docx
+++ b/klagomål/A 34141-2025 FSC-klagomål.docx
@@ -757,7 +757,7 @@
     <w:r>
       <w:tab/>
       <w:tab/>
-      <w:t>2025-09-04</w:t>
+      <w:t>2025-09-05</w:t>
       <w:br/>
       <w:br/>
     </w:r>

--- a/klagomål/A 34141-2025 FSC-klagomål.docx
+++ b/klagomål/A 34141-2025 FSC-klagomål.docx
@@ -757,7 +757,7 @@
     <w:r>
       <w:tab/>
       <w:tab/>
-      <w:t>2025-09-05</w:t>
+      <w:t>2025-09-07</w:t>
       <w:br/>
       <w:br/>
     </w:r>

--- a/klagomål/A 34141-2025 FSC-klagomål.docx
+++ b/klagomål/A 34141-2025 FSC-klagomål.docx
@@ -757,7 +757,7 @@
     <w:r>
       <w:tab/>
       <w:tab/>
-      <w:t>2025-09-07</w:t>
+      <w:t>2025-09-08</w:t>
       <w:br/>
       <w:br/>
     </w:r>

--- a/klagomål/A 34141-2025 FSC-klagomål.docx
+++ b/klagomål/A 34141-2025 FSC-klagomål.docx
@@ -757,7 +757,7 @@
     <w:r>
       <w:tab/>
       <w:tab/>
-      <w:t>2025-09-08</w:t>
+      <w:t>2025-09-10</w:t>
       <w:br/>
       <w:br/>
     </w:r>

--- a/klagomål/A 34141-2025 FSC-klagomål.docx
+++ b/klagomål/A 34141-2025 FSC-klagomål.docx
@@ -757,7 +757,7 @@
     <w:r>
       <w:tab/>
       <w:tab/>
-      <w:t>2025-09-10</w:t>
+      <w:t>2025-09-11</w:t>
       <w:br/>
       <w:br/>
     </w:r>

--- a/klagomål/A 34141-2025 FSC-klagomål.docx
+++ b/klagomål/A 34141-2025 FSC-klagomål.docx
@@ -757,7 +757,7 @@
     <w:r>
       <w:tab/>
       <w:tab/>
-      <w:t>2025-09-11</w:t>
+      <w:t>2025-09-12</w:t>
       <w:br/>
       <w:br/>
     </w:r>

--- a/klagomål/A 34141-2025 FSC-klagomål.docx
+++ b/klagomål/A 34141-2025 FSC-klagomål.docx
@@ -757,7 +757,7 @@
     <w:r>
       <w:tab/>
       <w:tab/>
-      <w:t>2025-09-12</w:t>
+      <w:t>2025-09-13</w:t>
       <w:br/>
       <w:br/>
     </w:r>

--- a/klagomål/A 34141-2025 FSC-klagomål.docx
+++ b/klagomål/A 34141-2025 FSC-klagomål.docx
@@ -757,7 +757,7 @@
     <w:r>
       <w:tab/>
       <w:tab/>
-      <w:t>2025-09-13</w:t>
+      <w:t>2025-09-14</w:t>
       <w:br/>
       <w:br/>
     </w:r>

--- a/klagomål/A 34141-2025 FSC-klagomål.docx
+++ b/klagomål/A 34141-2025 FSC-klagomål.docx
@@ -757,7 +757,7 @@
     <w:r>
       <w:tab/>
       <w:tab/>
-      <w:t>2025-09-14</w:t>
+      <w:t>2025-09-15</w:t>
       <w:br/>
       <w:br/>
     </w:r>

--- a/klagomål/A 34141-2025 FSC-klagomål.docx
+++ b/klagomål/A 34141-2025 FSC-klagomål.docx
@@ -757,7 +757,7 @@
     <w:r>
       <w:tab/>
       <w:tab/>
-      <w:t>2025-09-15</w:t>
+      <w:t>2025-09-16</w:t>
       <w:br/>
       <w:br/>
     </w:r>

--- a/klagomål/A 34141-2025 FSC-klagomål.docx
+++ b/klagomål/A 34141-2025 FSC-klagomål.docx
@@ -757,7 +757,7 @@
     <w:r>
       <w:tab/>
       <w:tab/>
-      <w:t>2025-09-16</w:t>
+      <w:t>2025-09-17</w:t>
       <w:br/>
       <w:br/>
     </w:r>

--- a/klagomål/A 34141-2025 FSC-klagomål.docx
+++ b/klagomål/A 34141-2025 FSC-klagomål.docx
@@ -757,7 +757,7 @@
     <w:r>
       <w:tab/>
       <w:tab/>
-      <w:t>2025-09-17</w:t>
+      <w:t>2025-09-18</w:t>
       <w:br/>
       <w:br/>
     </w:r>

--- a/klagomål/A 34141-2025 FSC-klagomål.docx
+++ b/klagomål/A 34141-2025 FSC-klagomål.docx
@@ -757,7 +757,7 @@
     <w:r>
       <w:tab/>
       <w:tab/>
-      <w:t>2025-09-18</w:t>
+      <w:t>2025-09-22</w:t>
       <w:br/>
       <w:br/>
     </w:r>

--- a/klagomål/A 34141-2025 FSC-klagomål.docx
+++ b/klagomål/A 34141-2025 FSC-klagomål.docx
@@ -757,7 +757,7 @@
     <w:r>
       <w:tab/>
       <w:tab/>
-      <w:t>2025-09-22</w:t>
+      <w:t>2025-09-23</w:t>
       <w:br/>
       <w:br/>
     </w:r>

--- a/klagomål/A 34141-2025 FSC-klagomål.docx
+++ b/klagomål/A 34141-2025 FSC-klagomål.docx
@@ -757,7 +757,7 @@
     <w:r>
       <w:tab/>
       <w:tab/>
-      <w:t>2025-09-23</w:t>
+      <w:t>2025-09-24</w:t>
       <w:br/>
       <w:br/>
     </w:r>

--- a/klagomål/A 34141-2025 FSC-klagomål.docx
+++ b/klagomål/A 34141-2025 FSC-klagomål.docx
@@ -757,7 +757,7 @@
     <w:r>
       <w:tab/>
       <w:tab/>
-      <w:t>2025-09-24</w:t>
+      <w:t>2025-09-25</w:t>
       <w:br/>
       <w:br/>
     </w:r>

--- a/klagomål/A 34141-2025 FSC-klagomål.docx
+++ b/klagomål/A 34141-2025 FSC-klagomål.docx
@@ -757,7 +757,7 @@
     <w:r>
       <w:tab/>
       <w:tab/>
-      <w:t>2025-09-25</w:t>
+      <w:t>2025-09-26</w:t>
       <w:br/>
       <w:br/>
     </w:r>

--- a/klagomål/A 34141-2025 FSC-klagomål.docx
+++ b/klagomål/A 34141-2025 FSC-klagomål.docx
@@ -757,7 +757,7 @@
     <w:r>
       <w:tab/>
       <w:tab/>
-      <w:t>2025-09-26</w:t>
+      <w:t>2025-09-27</w:t>
       <w:br/>
       <w:br/>
     </w:r>

--- a/klagomål/A 34141-2025 FSC-klagomål.docx
+++ b/klagomål/A 34141-2025 FSC-klagomål.docx
@@ -757,7 +757,7 @@
     <w:r>
       <w:tab/>
       <w:tab/>
-      <w:t>2025-09-27</w:t>
+      <w:t>2025-09-28</w:t>
       <w:br/>
       <w:br/>
     </w:r>

--- a/klagomål/A 34141-2025 FSC-klagomål.docx
+++ b/klagomål/A 34141-2025 FSC-klagomål.docx
@@ -757,7 +757,7 @@
     <w:r>
       <w:tab/>
       <w:tab/>
-      <w:t>2025-09-28</w:t>
+      <w:t>2025-09-29</w:t>
       <w:br/>
       <w:br/>
     </w:r>

--- a/klagomål/A 34141-2025 FSC-klagomål.docx
+++ b/klagomål/A 34141-2025 FSC-klagomål.docx
@@ -757,7 +757,7 @@
     <w:r>
       <w:tab/>
       <w:tab/>
-      <w:t>2025-09-29</w:t>
+      <w:t>2025-09-30</w:t>
       <w:br/>
       <w:br/>
     </w:r>

--- a/klagomål/A 34141-2025 FSC-klagomål.docx
+++ b/klagomål/A 34141-2025 FSC-klagomål.docx
@@ -757,7 +757,7 @@
     <w:r>
       <w:tab/>
       <w:tab/>
-      <w:t>2025-09-30</w:t>
+      <w:t>2025-10-01</w:t>
       <w:br/>
       <w:br/>
     </w:r>

--- a/klagomål/A 34141-2025 FSC-klagomål.docx
+++ b/klagomål/A 34141-2025 FSC-klagomål.docx
@@ -757,7 +757,7 @@
     <w:r>
       <w:tab/>
       <w:tab/>
-      <w:t>2025-10-01</w:t>
+      <w:t>2025-10-02</w:t>
       <w:br/>
       <w:br/>
     </w:r>

--- a/klagomål/A 34141-2025 FSC-klagomål.docx
+++ b/klagomål/A 34141-2025 FSC-klagomål.docx
@@ -757,7 +757,7 @@
     <w:r>
       <w:tab/>
       <w:tab/>
-      <w:t>2025-10-02</w:t>
+      <w:t>2025-10-03</w:t>
       <w:br/>
       <w:br/>
     </w:r>

--- a/klagomål/A 34141-2025 FSC-klagomål.docx
+++ b/klagomål/A 34141-2025 FSC-klagomål.docx
@@ -757,7 +757,7 @@
     <w:r>
       <w:tab/>
       <w:tab/>
-      <w:t>2025-10-03</w:t>
+      <w:t>2025-10-04</w:t>
       <w:br/>
       <w:br/>
     </w:r>

--- a/klagomål/A 34141-2025 FSC-klagomål.docx
+++ b/klagomål/A 34141-2025 FSC-klagomål.docx
@@ -757,7 +757,7 @@
     <w:r>
       <w:tab/>
       <w:tab/>
-      <w:t>2025-10-04</w:t>
+      <w:t>2025-10-05</w:t>
       <w:br/>
       <w:br/>
     </w:r>

--- a/klagomål/A 34141-2025 FSC-klagomål.docx
+++ b/klagomål/A 34141-2025 FSC-klagomål.docx
@@ -757,7 +757,7 @@
     <w:r>
       <w:tab/>
       <w:tab/>
-      <w:t>2025-10-05</w:t>
+      <w:t>2025-10-06</w:t>
       <w:br/>
       <w:br/>
     </w:r>

--- a/klagomål/A 34141-2025 FSC-klagomål.docx
+++ b/klagomål/A 34141-2025 FSC-klagomål.docx
@@ -757,7 +757,7 @@
     <w:r>
       <w:tab/>
       <w:tab/>
-      <w:t>2025-10-06</w:t>
+      <w:t>2025-10-07</w:t>
       <w:br/>
       <w:br/>
     </w:r>

--- a/klagomål/A 34141-2025 FSC-klagomål.docx
+++ b/klagomål/A 34141-2025 FSC-klagomål.docx
@@ -757,7 +757,7 @@
     <w:r>
       <w:tab/>
       <w:tab/>
-      <w:t>2025-10-07</w:t>
+      <w:t>2025-10-08</w:t>
       <w:br/>
       <w:br/>
     </w:r>

--- a/klagomål/A 34141-2025 FSC-klagomål.docx
+++ b/klagomål/A 34141-2025 FSC-klagomål.docx
@@ -757,7 +757,7 @@
     <w:r>
       <w:tab/>
       <w:tab/>
-      <w:t>2025-10-08</w:t>
+      <w:t>2025-10-09</w:t>
       <w:br/>
       <w:br/>
     </w:r>

--- a/klagomål/A 34141-2025 FSC-klagomål.docx
+++ b/klagomål/A 34141-2025 FSC-klagomål.docx
@@ -757,7 +757,7 @@
     <w:r>
       <w:tab/>
       <w:tab/>
-      <w:t>2025-10-09</w:t>
+      <w:t>2025-10-10</w:t>
       <w:br/>
       <w:br/>
     </w:r>

--- a/klagomål/A 34141-2025 FSC-klagomål.docx
+++ b/klagomål/A 34141-2025 FSC-klagomål.docx
@@ -757,7 +757,7 @@
     <w:r>
       <w:tab/>
       <w:tab/>
-      <w:t>2025-10-10</w:t>
+      <w:t>2025-10-11</w:t>
       <w:br/>
       <w:br/>
     </w:r>

--- a/klagomål/A 34141-2025 FSC-klagomål.docx
+++ b/klagomål/A 34141-2025 FSC-klagomål.docx
@@ -757,7 +757,7 @@
     <w:r>
       <w:tab/>
       <w:tab/>
-      <w:t>2025-10-16</w:t>
+      <w:t>2025-10-17</w:t>
       <w:br/>
       <w:br/>
     </w:r>

--- a/klagomål/A 34141-2025 FSC-klagomål.docx
+++ b/klagomål/A 34141-2025 FSC-klagomål.docx
@@ -757,7 +757,7 @@
     <w:r>
       <w:tab/>
       <w:tab/>
-      <w:t>2025-10-17</w:t>
+      <w:t>2025-10-18</w:t>
       <w:br/>
       <w:br/>
     </w:r>

--- a/klagomål/A 34141-2025 FSC-klagomål.docx
+++ b/klagomål/A 34141-2025 FSC-klagomål.docx
@@ -757,7 +757,7 @@
     <w:r>
       <w:tab/>
       <w:tab/>
-      <w:t>2025-10-18</w:t>
+      <w:t>2025-10-19</w:t>
       <w:br/>
       <w:br/>
     </w:r>

--- a/klagomål/A 34141-2025 FSC-klagomål.docx
+++ b/klagomål/A 34141-2025 FSC-klagomål.docx
@@ -757,7 +757,7 @@
     <w:r>
       <w:tab/>
       <w:tab/>
-      <w:t>2025-10-19</w:t>
+      <w:t>2025-10-20</w:t>
       <w:br/>
       <w:br/>
     </w:r>

--- a/klagomål/A 34141-2025 FSC-klagomål.docx
+++ b/klagomål/A 34141-2025 FSC-klagomål.docx
@@ -757,7 +757,7 @@
     <w:r>
       <w:tab/>
       <w:tab/>
-      <w:t>2025-10-20</w:t>
+      <w:t>2025-10-21</w:t>
       <w:br/>
       <w:br/>
     </w:r>

--- a/klagomål/A 34141-2025 FSC-klagomål.docx
+++ b/klagomål/A 34141-2025 FSC-klagomål.docx
@@ -757,7 +757,7 @@
     <w:r>
       <w:tab/>
       <w:tab/>
-      <w:t>2025-10-21</w:t>
+      <w:t>2025-10-22</w:t>
       <w:br/>
       <w:br/>
     </w:r>

--- a/klagomål/A 34141-2025 FSC-klagomål.docx
+++ b/klagomål/A 34141-2025 FSC-klagomål.docx
@@ -757,7 +757,7 @@
     <w:r>
       <w:tab/>
       <w:tab/>
-      <w:t>2025-10-22</w:t>
+      <w:t>2025-10-23</w:t>
       <w:br/>
       <w:br/>
     </w:r>

--- a/klagomål/A 34141-2025 FSC-klagomål.docx
+++ b/klagomål/A 34141-2025 FSC-klagomål.docx
@@ -757,7 +757,7 @@
     <w:r>
       <w:tab/>
       <w:tab/>
-      <w:t>2025-10-23</w:t>
+      <w:t>2025-10-24</w:t>
       <w:br/>
       <w:br/>
     </w:r>

--- a/klagomål/A 34141-2025 FSC-klagomål.docx
+++ b/klagomål/A 34141-2025 FSC-klagomål.docx
@@ -757,7 +757,7 @@
     <w:r>
       <w:tab/>
       <w:tab/>
-      <w:t>2025-10-24</w:t>
+      <w:t>2025-10-25</w:t>
       <w:br/>
       <w:br/>
     </w:r>

--- a/klagomål/A 34141-2025 FSC-klagomål.docx
+++ b/klagomål/A 34141-2025 FSC-klagomål.docx
@@ -757,7 +757,7 @@
     <w:r>
       <w:tab/>
       <w:tab/>
-      <w:t>2025-10-25</w:t>
+      <w:t>2025-10-26</w:t>
       <w:br/>
       <w:br/>
     </w:r>

--- a/klagomål/A 34141-2025 FSC-klagomål.docx
+++ b/klagomål/A 34141-2025 FSC-klagomål.docx
@@ -757,7 +757,7 @@
     <w:r>
       <w:tab/>
       <w:tab/>
-      <w:t>2025-10-26</w:t>
+      <w:t>2025-10-27</w:t>
       <w:br/>
       <w:br/>
     </w:r>

--- a/klagomål/A 34141-2025 FSC-klagomål.docx
+++ b/klagomål/A 34141-2025 FSC-klagomål.docx
@@ -757,7 +757,7 @@
     <w:r>
       <w:tab/>
       <w:tab/>
-      <w:t>2025-10-27</w:t>
+      <w:t>2025-10-28</w:t>
       <w:br/>
       <w:br/>
     </w:r>

--- a/klagomål/A 34141-2025 FSC-klagomål.docx
+++ b/klagomål/A 34141-2025 FSC-klagomål.docx
@@ -757,7 +757,7 @@
     <w:r>
       <w:tab/>
       <w:tab/>
-      <w:t>2025-10-28</w:t>
+      <w:t>2025-10-29</w:t>
       <w:br/>
       <w:br/>
     </w:r>

--- a/klagomål/A 34141-2025 FSC-klagomål.docx
+++ b/klagomål/A 34141-2025 FSC-klagomål.docx
@@ -757,7 +757,7 @@
     <w:r>
       <w:tab/>
       <w:tab/>
-      <w:t>2025-10-29</w:t>
+      <w:t>2025-10-30</w:t>
       <w:br/>
       <w:br/>
     </w:r>

--- a/klagomål/A 34141-2025 FSC-klagomål.docx
+++ b/klagomål/A 34141-2025 FSC-klagomål.docx
@@ -757,7 +757,7 @@
     <w:r>
       <w:tab/>
       <w:tab/>
-      <w:t>2025-10-30</w:t>
+      <w:t>2025-10-31</w:t>
       <w:br/>
       <w:br/>
     </w:r>

--- a/klagomål/A 34141-2025 FSC-klagomål.docx
+++ b/klagomål/A 34141-2025 FSC-klagomål.docx
@@ -757,7 +757,7 @@
     <w:r>
       <w:tab/>
       <w:tab/>
-      <w:t>2025-10-31</w:t>
+      <w:t>2025-11-01</w:t>
       <w:br/>
       <w:br/>
     </w:r>

--- a/klagomål/A 34141-2025 FSC-klagomål.docx
+++ b/klagomål/A 34141-2025 FSC-klagomål.docx
@@ -163,7 +163,7 @@
         <w:pStyle w:val="Title"/>
       </w:pPr>
       <w:r>
-        <w:t>Inledande FSC- /PEFC-klagomål – information om höga naturvärden i avverkningsanmälan A 34141-2025 i Härnösands kommun</w:t>
+        <w:t>Inledande FSC- /PEFC-klagomål – information om höga naturvärden och fridlysta arter i avverkningsanmälan A 34141-2025 i Härnösands kommun</w:t>
       </w:r>
     </w:p>
     <w:p>
@@ -173,7 +173,7 @@
     </w:p>
     <w:p>
       <w:r>
-        <w:t>Nedan presenteras fynd av naturvårdsarter som gjorts i det avverkningsanmälda området, samt relevanta utdrag ur standarderna för FSC, Chain of Custody, Controlled Wood och PEFC.</w:t>
+        <w:t>Nedan presenteras fynd av naturvårdsarter och fridlysta arter som gjorts i det avverkningsanmälda området, samt relevanta utdrag ur standarderna för FSC, Chain of Custody, Controlled Wood och PEFC. I BILAGA 1 finns artfakta om fridlysta och rödlistade arter.</w:t>
       </w:r>
     </w:p>
     <w:p>
@@ -191,7 +191,7 @@
     </w:p>
     <w:p>
       <w:r>
-        <w:t>I avverkningsanmälan har följande 8 naturvårdsarter hittats: blågrå svartspik (NT), gammelgransskål (NT), garnlav (NT), granticka (NT), ullticka (NT), violettgrå tagellav (NT), korallblylav (S) och stor aspticka (S). Av dessa är 6 rödlistade. För rödlistade arter har rödlistekategorin angivits inom parentes. Arter som är signalarter enligt Skogsstyrelsen har markerats med (S).</w:t>
+        <w:t>I avverkningsanmälan har följande 18 naturvårdsarter hittats: blågrå svartspik (NT), gammelgransskål (NT), garnlav (NT), granticka (NT), lunglav (NT), spillkråka (NT, §4), talltita (NT, §4), tretåig hackspett (NT, §4), ullticka (NT), violettgrå tagellav (NT), bårdlav (S), korallblylav (S), luddlav (S), mörk husmossa (S), stor aspticka (S), stuplav (S), sparvuggla (§4) och revlummer (§9). Av dessa är 10 rödlistade. För rödlistade arter har rödlistekategorin angivits inom parentes. Arter som är signalarter enligt Skogsstyrelsen har markerats med (S). För fridlysta arter anges även paragrafen i Artskyddsförordningen som arten är fridlyst enligt.</w:t>
       </w:r>
     </w:p>
     <w:p>
@@ -206,7 +206,7 @@
       <w:r>
         <w:drawing>
           <wp:inline xmlns:a="http://schemas.openxmlformats.org/drawingml/2006/main" xmlns:pic="http://schemas.openxmlformats.org/drawingml/2006/picture">
-            <wp:extent cx="5486400" cy="3203569"/>
+            <wp:extent cx="5486400" cy="3174614"/>
             <wp:docPr id="1" name="Picture 1"/>
             <wp:cNvGraphicFramePr>
               <a:graphicFrameLocks noChangeAspect="1"/>
@@ -227,7 +227,7 @@
                   <pic:spPr>
                     <a:xfrm>
                       <a:off x="0" y="0"/>
-                      <a:ext cx="5486400" cy="3203569"/>
+                      <a:ext cx="5486400" cy="3174614"/>
                     </a:xfrm>
                     <a:prstGeom prst="rect"/>
                   </pic:spPr>
@@ -306,10 +306,70 @@
         <w:rPr>
           <w:b/>
         </w:rPr>
+        <w:t>Lunglav (NT)</w:t>
+      </w:r>
+      <w:r>
+        <w:t xml:space="preserve"> är en av vårt lands främsta signalarter som överallt indikerar gamla lövträd, skogsbestånd med höga naturvärden och ekosystem med lång skoglig kontinuitet. Lokalt kan förekomsten vara mycket riklig men den hittas nästan enbart i gamla och ej slutavverkade skogar. Artens samtliga förekomster bör uppmärksammas från naturvårdssynpunkt, då många lokaler även hyser andra ovanliga och rödlistade arter. Rikliga förekomster bör skyddas med biotopskydd, frivilliga avsättningar eller reservat. Det finns ett antal sällsynta lavparasiter som växer på lunglav: lunglavsknapp (VU), skrovelmössing (DD), lunglavshårprick (DD), </w:t>
+      </w:r>
+      <w:r>
+        <w:rPr>
+          <w:i/>
+        </w:rPr>
+        <w:t>Calycina alstrupii</w:t>
+      </w:r>
+      <w:r>
+        <w:t xml:space="preserve"> (NA) och </w:t>
+      </w:r>
+      <w:r>
+        <w:rPr>
+          <w:i/>
+        </w:rPr>
+        <w:t>Chalara lobariae</w:t>
+      </w:r>
+      <w:r>
+        <w:t xml:space="preserve"> (NA) (SLU Artdatabanken, 2025; SLU Artdatabanken, 2024; Nitare &amp; Skogsstyrelsen, 2019).</w:t>
+      </w:r>
+    </w:p>
+    <w:p>
+      <w:r>
+        <w:rPr>
+          <w:b/>
+        </w:rPr>
+        <w:t xml:space="preserve">Mörk husmossa </w:t>
+      </w:r>
+      <w:r>
+        <w:t>är en mycket bra signalart i södra och mellersta Sverige. Den är sannolikt svårspridd och växer huvudsakligen i skog med lång skoglig kontinuitet i områden med konstant hög luftfuktighet. Den är känslig för större avverkningar, men tål plockhuggning som lämnar ett tätare trädskikt och ett obrutet, fukthållande mosstäcke på marken. Ett par studier har klart visat att artens tillväxt försämras när skogen huggs ner intill växtplatsen, och att ett kalhygges påverkan på mörk husmossa avtar både med avståndet från kalhygget och ju fuktigare växtplatsen är (SLU Artdatabanken, 2024; Nitare &amp; Skogsstyrelsen, 2019).</w:t>
+      </w:r>
+    </w:p>
+    <w:p>
+      <w:r>
+        <w:rPr>
+          <w:b/>
+        </w:rPr>
         <w:t>Stor aspticka</w:t>
       </w:r>
       <w:r>
         <w:t xml:space="preserve"> är knuten till gamla levande aspar och orsakar karaktäristiska inbuktningar i stammen (så kallad nekroser). Slutavverknings- och gallringsåtgärder i löv- och blandskogsbestånd som innebär att tillgången på grov asp minskar är ett hot mot arten. Det är viktigt att äldre aspar och aspbestånd sparas och för att gynna arten på sikt bör aspinslagen i t.ex. bergbranter, raviner, skogsbryn och kring äldre odlingsmarker generellt sparas i större utsträckning än vad som görs idag (SLU Artdatabanken, 2024; Nitare &amp; Skogsstyrelsen, 2019).</w:t>
+      </w:r>
+    </w:p>
+    <w:p>
+      <w:r>
+        <w:rPr>
+          <w:b/>
+        </w:rPr>
+        <w:t>Stuplav</w:t>
+      </w:r>
+      <w:r>
+        <w:t xml:space="preserve"> är en mycket bra signalart i hela sitt utbredningsområde och förekommer nästan enbart i skogsmiljöer med höga naturvärden. Den indikerar långvarig förekomst av gamla lövträd och miljöer med konstant hög luftfuktighet. I skogar med suboceaniskt klimat finns det en mycket sällsynt parasit, njurlavsknapp </w:t>
+      </w:r>
+      <w:r>
+        <w:rPr>
+          <w:i/>
+        </w:rPr>
+        <w:t>Pletocarpon nephromeum</w:t>
+      </w:r>
+      <w:r>
+        <w:t xml:space="preserve"> (EN), som växer på stuplav (SLU Artdatabanken, 2024; Nitare &amp; Skogsstyrelsen, 2019).</w:t>
       </w:r>
     </w:p>
     <w:p>
@@ -357,6 +417,82 @@
         <w:pStyle w:val="Heading1"/>
       </w:pPr>
       <w:r>
+        <w:t>Fridlysta arter</w:t>
+      </w:r>
+    </w:p>
+    <w:p>
+      <w:r>
+        <w:t>Följande fridlysta arter har sina livsmiljöer och växtplatser i den avverkningsanmälda skogen: spillkråka (NT, §4), talltita (NT, §4), tretåig hackspett (NT, §4), sparvuggla (§4) och revlummer (§9).</w:t>
+      </w:r>
+    </w:p>
+    <w:p>
+      <w:r>
+        <w:t xml:space="preserve">Observera att medlemsländerna är skyldiga att agera i enlighet med EU:s fågeldirektiv där det uttryckligen står att direktivet gäller för fåglar samt för deras ägg, bon och </w:t>
+      </w:r>
+      <w:r>
+        <w:rPr>
+          <w:b/>
+        </w:rPr>
+        <w:t xml:space="preserve">livsmiljöer </w:t>
+      </w:r>
+      <w:r>
+        <w:t>(artikel 1). Vidare att de åtgärder som vidtas inte får leda till en försämring av den nuvarande situationen beträffande bevarandet av de fågelarter som avses i artikel 1 (artikel 13). Fågeldirektivet är styrande för tillsynsansvariga myndigheters ärendehantering, ställningstaganden och beslutsfattande.</w:t>
+      </w:r>
+    </w:p>
+    <w:p>
+      <w:r>
+        <w:rPr>
+          <w:b/>
+        </w:rPr>
+        <w:t>Sparvuggla (§4)</w:t>
+      </w:r>
+      <w:r>
+        <w:t>, som omfattas av fågeldirektivets bilaga 1, häckar i naturskog samt i klassisk bondeskog och förekommer främst i större skogsområden som domineras av barrblandskog med stort inslag av asp, björk och andra lövträd. Den behöver relativt stora skogsområden och saknas helt i mindre skogar och isolerade dungar. Reviren är i storleksordningen upp till 200 hektar. Sparvugglan missgynnas av överföring av variationsrika bondeskogar till ensartade produktionsskogar. Särskilt avverkning av lövträdsrika kantzoner och igenplantering av gamla inägor (Skogsstyrelsen, 2016).</w:t>
+      </w:r>
+    </w:p>
+    <w:p>
+      <w:r>
+        <w:rPr>
+          <w:b/>
+        </w:rPr>
+        <w:t>Spillkråka (NT, §4)</w:t>
+      </w:r>
+      <w:r>
+        <w:t xml:space="preserve"> är rödlistad som nära hotad och ingår i bilaga 1 i EU:s fågeldirektiv. Den minskar i population på grund av minskad tillgång på lämpliga bo- och födoträd och minskad födotillgång. Spillkråkans minskningstakt har uppgått till 19 (24–10) % under de senaste 15 åren. Minskningstakten för den svenska populationen bedöms vara nära gränsvärdet för Sårbar (VU) (A2bc). Skogsbruk med korta omloppstider och täta, homogena ungskogar utgör det största hotet, (SLU Artdatabanken, 2023).</w:t>
+      </w:r>
+    </w:p>
+    <w:p>
+      <w:r>
+        <w:rPr>
+          <w:b/>
+        </w:rPr>
+        <w:t>Talltita (NT, §4)</w:t>
+      </w:r>
+      <w:r>
+        <w:t>, rödlistad som nära hotad och prioriterad art i Skogsvårdslagen har häckningsrevir i anmälan. Arten har minskat kraftigt de senaste 30 åren och minskningstakten innevarande 10-årsperiod beräknas till 20 (10–30) %. Talltitan är synnerligen trogen sitt cirka 15 hektar stora revir och är beroende av flerskiktade olikåldriga skogar för att kunna föda upp sina ungar. Talltitan försvinner om dess livsmiljö kalavverkas (Eggers &amp; Low (2014); Ekman (1979); Griesser et al (2007); Klein (2020); Siffczyk et al (2003); SLU Artdatabanken (2021).</w:t>
+      </w:r>
+    </w:p>
+    <w:p>
+      <w:r>
+        <w:rPr>
+          <w:b/>
+        </w:rPr>
+        <w:t>Tretåig hackspett (NT, §4)</w:t>
+      </w:r>
+      <w:r>
+        <w:t xml:space="preserve"> är rödlistad som nära hotad och ingår i bilaga 1 i EU:s fågeldirektiv. Tretåig hackspett är för sin överlevnad beroende av kontinuerlig tillförsel av äldre döende och död ved, som sker genom naturliga självgallringsprocesser i äldre grannaturskogar och barrblandade naturskogar. Om en skog genom skogsbruk gallras eller glesas ur så upphör och uteblir i stort sett den naturliga självgallringsprocessen för mycket lång tid framöver vilket omöjliggör upprätthållandet av den kontinuerliga ekologiska funktionen i ett område. Det finns studier som visar att naturskogens självgallringsprocess som den tretåiga hackspetten är beroende av, inte kan ersättas med efterlämnad hänsyn i skogsbruket (Imbeau &amp; Desrochers, 2002). Storleken på häckningsreviret varierar med skogstypen, förekomsten av död ved och graden av fragmentering, men är i allmänhet i storleksordningen 25–100 hektar. Vintertid krävs ofta betydligt större områden och det finns studier som antyder att arten behöver minst 100 hektar äldre skog. I områden med låg bonitet kan det behövas över 200 hektar lämpligt habitat för att ett par ska kunna reproducera sig. Områden med dokumenterad permanent förekomst i naturskogsmiljöer har vanligen så stora naturvärden att skogsbruk är olämpligt (Skogsstyrelsen, 2016).</w:t>
+      </w:r>
+    </w:p>
+    <w:p>
+      <w:r>
+        <w:t>I BILAGA 1 finns mer detaljerad information om ekologi samt krav på livsmiljö hos fridlysta arter.</w:t>
+      </w:r>
+    </w:p>
+    <w:p>
+      <w:pPr>
+        <w:pStyle w:val="Heading1"/>
+      </w:pPr>
+      <w:r>
         <w:t>Certifiering</w:t>
       </w:r>
     </w:p>
@@ -404,6 +540,22 @@
       <w:r>
         <w:t>I den avverkningsanmälda skogen har fridlysta arter sina livsmiljöer och växtplatser. Att skada de fridlysta arternas livsmiljöer, växtplatser eller ekologiska funktion är inte tillåtet enligt artskyddsförordningen.</w:t>
       </w:r>
+      <w:r>
+        <w:rPr>
+          <w:i/>
+        </w:rPr>
+        <w:t xml:space="preserve"> EU:s medlemsländer och skogsbolag är skyldiga att agera i enlighet med EU:s fågeldirektiv där det uttryckligen står att direktivet gäller för fåglar samt för deras ägg, bon och </w:t>
+      </w:r>
+      <w:r>
+        <w:rPr>
+          <w:b/>
+          <w:i/>
+        </w:rPr>
+        <w:t xml:space="preserve">livsmiljöer </w:t>
+      </w:r>
+      <w:r>
+        <w:t>(artikel 1). Vidare att de åtgärder som vidtas inte får leda till en försämring av den nuvarande situationen beträffande bevarandet av de fågelarter som avses i artikel 1 (artikel 13).</w:t>
+      </w:r>
     </w:p>
     <w:p>
       <w:r>
@@ -442,7 +594,7 @@
         <w:rPr>
           <w:i/>
         </w:rPr>
-        <w:t>I det avverkningsanmälda skogsområdet har 8 naturvårdsarter varav 6 rödlistade arter sina livsmiljöer och växtplatser.</w:t>
+        <w:t>I det avverkningsanmälda skogsområdet har 18 naturvårdsarter varav 10 rödlistade arter sina livsmiljöer och växtplatser.</w:t>
       </w:r>
     </w:p>
     <w:p>
@@ -627,6 +779,489 @@
           <w:i/>
         </w:rPr>
         <w:t>I den avverkningsanmälda skogen har fridlysta arter sina livsmiljöer och växtplatser. Att skada de fridlysta arternas livsmiljöer, växtplatser eller ekologiska funktion är inte tillåtet enligt artskyddsförordningen</w:t>
+      </w:r>
+    </w:p>
+    <w:p>
+      <w:r>
+        <w:br w:type="page"/>
+      </w:r>
+    </w:p>
+    <w:p>
+      <w:pPr>
+        <w:pStyle w:val="Title"/>
+      </w:pPr>
+      <w:r>
+        <w:t>BILAGA 1 –</w:t>
+        <w:br/>
+        <w:t>Fridlysta och rödlistade arter</w:t>
+      </w:r>
+    </w:p>
+    <w:p>
+      <w:pPr>
+        <w:pStyle w:val="Heading1"/>
+      </w:pPr>
+      <w:r>
+        <w:t>Lunglav – ekologi samt krav på livsmiljön</w:t>
+      </w:r>
+    </w:p>
+    <w:p>
+      <w:r>
+        <w:t>Lunglav (NT) är en av vårt lands främsta signalarter som överallt indikerar gamla lövträd, skogsbestånd med höga naturvärden och ekosystem med lång skoglig kontinuitet. Lokalt kan förekomsten vara mycket riklig men den hittas nästan enbart i gamla och ej slutavverkade skogar. Artens samtliga förekomster bör uppmärksammas från naturvårdssynpunkt, då många lokaler även hyser andra ovanliga och rödlistade arter. Rikliga förekomster bör skyddas med biotopskydd, frivilliga avsättningar eller reservat (SLU Artdatabanken, 2024; Nitare &amp; Skogsstyrelsen, 2019).</w:t>
+      </w:r>
+    </w:p>
+    <w:p>
+      <w:r>
+        <w:t xml:space="preserve">På lunglav kan man sällsynt finna små svarta skivlika bildningar som liknar apothecier men som är en parasitisk svamp, Lunglavsknapp </w:t>
+      </w:r>
+      <w:r>
+        <w:rPr>
+          <w:i/>
+        </w:rPr>
+        <w:t>Plectocarpon lichenum</w:t>
+      </w:r>
+      <w:r>
+        <w:t xml:space="preserve"> (VU). Det finns ytterligare ett antal parasiter vilka bara förekommer på lunglav: Skrovelmössing </w:t>
+      </w:r>
+      <w:r>
+        <w:rPr>
+          <w:i/>
+        </w:rPr>
+        <w:t>Dactylospora lobariella</w:t>
+      </w:r>
+      <w:r>
+        <w:t xml:space="preserve"> (rödlistad som Kunskapsbrist DD) och Lunglavshårprick </w:t>
+      </w:r>
+      <w:r>
+        <w:rPr>
+          <w:i/>
+        </w:rPr>
+        <w:t>Niesslia lobariae</w:t>
+      </w:r>
+      <w:r>
+        <w:t xml:space="preserve"> (rödlistad som Kunskapsbrist DD). Skrovelmössing (DD) har små svarta apothecier och bruna, 1-septerade sporer och Lunglavshårprick (DD) har brunhåriga perithecier och färglösa, 1-septerade sporer. Nyligen har ytterligare två lavparasiter påträffats i Sverige som växer på lunglav: </w:t>
+      </w:r>
+      <w:r>
+        <w:rPr>
+          <w:i/>
+        </w:rPr>
+        <w:t>Calycina alstrupii</w:t>
+      </w:r>
+      <w:r>
+        <w:t xml:space="preserve"> (NA) och </w:t>
+      </w:r>
+      <w:r>
+        <w:rPr>
+          <w:i/>
+        </w:rPr>
+        <w:t>Chalara lobariae</w:t>
+      </w:r>
+      <w:r>
+        <w:t xml:space="preserve"> (NA) (SLU Artdatabanken, 2025; SLU Artdatabanken, 2024; Nitare &amp; Skogsstyrelsen, 2019).</w:t>
+      </w:r>
+    </w:p>
+    <w:p>
+      <w:pPr>
+        <w:pStyle w:val="Heading2"/>
+      </w:pPr>
+      <w:r>
+        <w:t>Referenser – lunglav</w:t>
+      </w:r>
+    </w:p>
+    <w:p>
+      <w:r>
+        <w:t xml:space="preserve">Nitare, J. och Skogsstyrelsen, 2019. </w:t>
+      </w:r>
+      <w:r>
+        <w:rPr>
+          <w:i/>
+        </w:rPr>
+        <w:t xml:space="preserve">Skyddsvärd skog – Naturvårdsarter och andra kriterier för naturvärdesbedömning. </w:t>
+      </w:r>
+      <w:r>
+        <w:t>Skogsstyrelsen.</w:t>
+      </w:r>
+    </w:p>
+    <w:p>
+      <w:r>
+        <w:t xml:space="preserve">SLU Artdatabanken, 2024. </w:t>
+      </w:r>
+      <w:r>
+        <w:rPr>
+          <w:i/>
+        </w:rPr>
+        <w:t xml:space="preserve">Artfaktablad. Naturvård – artfakta. </w:t>
+      </w:r>
+      <w:r>
+        <w:t>SLU Artdatabanken, Uppsala.</w:t>
+      </w:r>
+    </w:p>
+    <w:p>
+      <w:r>
+        <w:t xml:space="preserve">SLU Artdatabanken, 2025. </w:t>
+      </w:r>
+      <w:r>
+        <w:rPr>
+          <w:i/>
+        </w:rPr>
+        <w:t xml:space="preserve">Över 20 nya lavparasiter för Sverige. </w:t>
+      </w:r>
+      <w:r>
+        <w:t>https://www.slu.se/artdatabanken/arter-och-natur/artiklar/over-20-nya-lavparasiter-for-sverige/</w:t>
+      </w:r>
+    </w:p>
+    <w:p>
+      <w:pPr>
+        <w:pStyle w:val="Heading1"/>
+      </w:pPr>
+      <w:r>
+        <w:t>Sparvuggla – ekologi samt krav på livsmiljön</w:t>
+      </w:r>
+    </w:p>
+    <w:p>
+      <w:r>
+        <w:t>Sparvuggla (§4), som omfattas av fågeldirektivets bilaga 1, häckar i naturskog samt i klassisk bondeskog och förekommer främst i större skogsområden som domineras av barrblandskog med stort inslag av asp, björk och andra lövträd. Den behöver relativt stora skogsområden och saknas helt i mindre skogar och isolerade dungar. Reviren är i storleksordningen upp till 200 hektar. Sparvugglan missgynnas av överföring av variationsrika bondeskogar till ensartade produktionsskogar – särskilt avverkning av lövträdsrika kantzoner och igenplantering av gamla inägor (Skogsstyrelsen, 2016).</w:t>
+      </w:r>
+    </w:p>
+    <w:p>
+      <w:pPr>
+        <w:pStyle w:val="Heading2"/>
+      </w:pPr>
+      <w:r>
+        <w:t>Referenser – sparvuggla</w:t>
+      </w:r>
+    </w:p>
+    <w:p>
+      <w:r>
+        <w:t xml:space="preserve">Skogsstyrelsen, 2016. </w:t>
+      </w:r>
+      <w:r>
+        <w:rPr>
+          <w:i/>
+        </w:rPr>
+        <w:t>Vägledning för hänsyn till sparvuggla.</w:t>
+      </w:r>
+    </w:p>
+    <w:p>
+      <w:pPr>
+        <w:pStyle w:val="Heading1"/>
+      </w:pPr>
+      <w:r>
+        <w:t>Spillkråka – ekologi samt krav på livsmiljön</w:t>
+      </w:r>
+    </w:p>
+    <w:p>
+      <w:r>
+        <w:t>Spillkråka (NT) är rödlistad som nära hotad, fridlyst enligt §4 Artskyddsförordningen och ingår i bilaga 1 i EU:s fågeldirektiv. Spillkråka lever i både barr- och blandskog liksom i ren lövskog. De tätaste populationerna tenderar att finnas i äldre, variationsrik blandskog med gott om död ved och gamla träd.</w:t>
+      </w:r>
+    </w:p>
+    <w:p>
+      <w:r>
+        <w:t>Varje par utnyttjar 400–1000 hektar skog beroende på skogens kvalitet. En minskning av populationen pågår på grund av minskad tillgång på lämpliga bo- och födoträd och minskad födotillgång. Spillkråkans minskningstakt har uppgått till 19 (24–10) % under de senaste 15 åren. Minskningstakten för den svenska populationen bedöms vara nära gränsvärdet för Sårbar (VU) (A2bc). Skogsbruk med korta omloppstider och täta, homogena ungskogar utgör det största hotet (Artdatabanken 2023).</w:t>
+      </w:r>
+    </w:p>
+    <w:p>
+      <w:pPr>
+        <w:pStyle w:val="Heading2"/>
+      </w:pPr>
+      <w:r>
+        <w:t>Referenser – spillkråka</w:t>
+      </w:r>
+    </w:p>
+    <w:p>
+      <w:r>
+        <w:t xml:space="preserve">SLU Artdatabanken, 2021. </w:t>
+      </w:r>
+      <w:r>
+        <w:rPr>
+          <w:i/>
+        </w:rPr>
+        <w:t xml:space="preserve">Artfaktablad. Naturvård – artfakta. </w:t>
+      </w:r>
+      <w:r>
+        <w:t>SLU Artdatabanken, Uppsala</w:t>
+      </w:r>
+    </w:p>
+    <w:p>
+      <w:pPr>
+        <w:pStyle w:val="Heading1"/>
+      </w:pPr>
+      <w:r>
+        <w:t>Talltita – ekologi samt krav på livsmiljön</w:t>
+      </w:r>
+    </w:p>
+    <w:p>
+      <w:r>
+        <w:t>Talltita är rödlistad som NT, fridlyst och prioriterad art i Skogsvårdslagen. Den omfattas av EU:s fågeldirektiv. Arten har minskat kraftigt de senaste 30 åren och minskningstakten innevarande 10-årsperiod beräknas till 20 (10–30) % (SLU Artdatabanken, 2022).</w:t>
+      </w:r>
+    </w:p>
+    <w:p>
+      <w:r>
+        <w:t>Talltita föredrar större sammanhängande barrskogar, och finns såväl i tallskog som granskog och i lövblandad barrskog. Skogens struktur är viktig och ska helst vara flerskiktad med riklig underväxt av mindre granar, björk och andra lövträd och buskar. Tillgång på murknande högstubbar är särskilt viktig, eftersom talltitan helst själv hackar ut sitt bohål (SLU Artdatabanken, 2022).</w:t>
+      </w:r>
+    </w:p>
+    <w:p>
+      <w:r>
+        <w:t>Det finns flera studier som visar att talltita är känslig för gallring och inte överlever när dess livsmiljö kalavverkas (Eggers and Low, 2014; Griesser et al., 2007; Klein, 2020). Talltitans revir är förhållandevis stora, 10–20 hektar och arten missgynnas när skogen fragmenteras. Kalavverkning av större delar av reviret innebär att det överges (Artdatabanken, 2021).</w:t>
+      </w:r>
+    </w:p>
+    <w:p>
+      <w:r>
+        <w:t>Talltitan är synnerligen trogen sitt revir så länge paret lever och biotopen förblir intakt. Paret stannar i sitt revir året om. En förlust av ett revir har därför en stor inverkan på den lokala populationen och trakthyggesbruket anses vara orsak till den svenska populationens kraftiga minskning. Talltiteparets revirtrohet innebär att närhelst under året man observerar en adult talltita så ingår denna plats i reviret (Siffczyk et al., 2003; Ekman, 1979).</w:t>
+      </w:r>
+    </w:p>
+    <w:p>
+      <w:pPr>
+        <w:pStyle w:val="Heading2"/>
+      </w:pPr>
+      <w:r>
+        <w:t>Referenser – talltita</w:t>
+      </w:r>
+    </w:p>
+    <w:p>
+      <w:r>
+        <w:t xml:space="preserve">Eggers, S., Low, M., 2014. </w:t>
+      </w:r>
+      <w:r>
+        <w:rPr>
+          <w:i/>
+        </w:rPr>
+        <w:t xml:space="preserve">Differential demographic responses of sympatric Parids to vegetation management in boreal forest. </w:t>
+      </w:r>
+      <w:r>
+        <w:t>For. Ecol. Manage. 319, 169–175.</w:t>
+      </w:r>
+    </w:p>
+    <w:p>
+      <w:r>
+        <w:t xml:space="preserve">Ekman, J., 1979. </w:t>
+      </w:r>
+      <w:r>
+        <w:rPr>
+          <w:i/>
+        </w:rPr>
+        <w:t xml:space="preserve">Coherence, composition and territories of winter social groups of the Willow Tit Parus montanus and the Crested Tit P. cristatus. </w:t>
+      </w:r>
+      <w:r>
+        <w:t>Ornis Scandinavica, 10, pp 56–68</w:t>
+      </w:r>
+    </w:p>
+    <w:p>
+      <w:r>
+        <w:t xml:space="preserve">Griesser, M., Nystrand, M., Eggers, S., Ekman, J., 2007. </w:t>
+      </w:r>
+      <w:r>
+        <w:rPr>
+          <w:i/>
+        </w:rPr>
+        <w:t xml:space="preserve">Impact of forestry practices on fitness correlates and population productivity in an open-nesting bird species. </w:t>
+      </w:r>
+      <w:r>
+        <w:t>Conserv. Biol. 21, 767–774. https://doi.org/10.1111/j.1523- 1739.2007.00675.x</w:t>
+      </w:r>
+    </w:p>
+    <w:p>
+      <w:r>
+        <w:t xml:space="preserve">Klein, J., 2020. </w:t>
+      </w:r>
+      <w:r>
+        <w:rPr>
+          <w:i/>
+        </w:rPr>
+        <w:t xml:space="preserve">The forgotten forest – On thinning, retention, and biodiversity in the boreal forest. </w:t>
+      </w:r>
+      <w:r>
+        <w:t>Doctoral Thesis No. 2020:50</w:t>
+      </w:r>
+    </w:p>
+    <w:p>
+      <w:r>
+        <w:t xml:space="preserve">Siffczyk, C., Brotons, L., Kangas, K., Orell, M., 2003. </w:t>
+      </w:r>
+      <w:r>
+        <w:rPr>
+          <w:i/>
+        </w:rPr>
+        <w:t xml:space="preserve">Home range size of willow tits. </w:t>
+      </w:r>
+      <w:r>
+        <w:t>Oecologica, 136, 635–642 (2003)</w:t>
+      </w:r>
+    </w:p>
+    <w:p>
+      <w:r>
+        <w:t xml:space="preserve">SLU Artdatabanken, 2021. </w:t>
+      </w:r>
+      <w:r>
+        <w:rPr>
+          <w:i/>
+        </w:rPr>
+        <w:t xml:space="preserve">Artfaktablad. Naturvård – artfakta. </w:t>
+      </w:r>
+      <w:r>
+        <w:t>SLU Artdatabanken, Uppsala</w:t>
+      </w:r>
+    </w:p>
+    <w:p>
+      <w:pPr>
+        <w:pStyle w:val="Heading1"/>
+      </w:pPr>
+      <w:r>
+        <w:t>Tretåig hackspett – ekologi samt krav på livsmiljön</w:t>
+      </w:r>
+    </w:p>
+    <w:p>
+      <w:r>
+        <w:t xml:space="preserve">Tretåig hackspett (NT) är fridlyst enligt §4 Artskyddsförordningen och finns med som prioriterad art i Skogsstyrelsen vägledning för skogsbruket (bilaga 4 till SVL). I vägledningen står bland annat att: </w:t>
+      </w:r>
+      <w:r>
+        <w:rPr>
+          <w:i/>
+        </w:rPr>
+        <w:t xml:space="preserve">“Tretåig hackspett har stora arealkrav och höga krav på sin livsmiljö. Omdaningen av naturskogar till kulturskogar medför en förlust av viktiga miljöer, något som förstärks av ökad fragmentering till följd av avverkningar.” </w:t>
+      </w:r>
+      <w:r>
+        <w:t xml:space="preserve">Vidare att: </w:t>
+      </w:r>
+      <w:r>
+        <w:rPr>
+          <w:i/>
+        </w:rPr>
+        <w:t>“Områden med dokumenterad permanent förekomst i naturskogsmiljöer har vanligen så stora naturvärden att skogsbruk är olämpligt”.</w:t>
+      </w:r>
+    </w:p>
+    <w:p>
+      <w:r>
+        <w:t>Tretåig hackspett är beroende av större sammanhängande naturskogar med kontinuerlig tillgång och nybildning av död ved och fragmentering av livsmiljöerna utgör ett stort hot mot arten (se exempelvis Stachura-Skierczynska et al., 2009; Wesolowski et al., 2005; Butler et al., 2004; Pakkala et al., 2002; Amcoff et al., 1996; Virkkala, 1991). Det finns studier som visar att naturskogens självgallringsprocess som den tretåiga hackspetten är beroende av, inte kan ersättas med efterlämnad hänsyn i skogsbruket (Imbeau &amp; Desrochers, 2002).</w:t>
+      </w:r>
+    </w:p>
+    <w:p>
+      <w:r>
+        <w:t>Permanenta revir av tretåig hackspett karaktäriseras ofta av artens typiska ringformigt ordnade hackmärken på framför allt gamla granar. För att säkerställa att inte revir av tretåig hackspett drabbas av avverkningsplanerna bör en inventering göras i området både under häckningstid och under vintern, då arten utnyttjar betydligt större områden än under sommarens häckningsrevir. Storleken på häckningsreviret varierar med skogstypen, förekomsten av död ved och graden av fragmentering, men är i allmänhet i storleksordningen 25–100 hektar.</w:t>
+      </w:r>
+    </w:p>
+    <w:p>
+      <w:r>
+        <w:t>Förutom fridlysning enligt §4 Artskyddsförordningen är tretåig hackspett även förtecknad i EU:s fågeldirektiv bilaga 1. Den ingår också i Natura 2000 och är förtecknad i Bernkonventionen bilaga II (strikt skyddade djurarter).</w:t>
+      </w:r>
+    </w:p>
+    <w:p>
+      <w:pPr>
+        <w:pStyle w:val="Heading2"/>
+      </w:pPr>
+      <w:r>
+        <w:t>Referenser – tretåig hackspett</w:t>
+      </w:r>
+    </w:p>
+    <w:p>
+      <w:r>
+        <w:t xml:space="preserve">Amcoff, M. &amp; Eriksson, P. 1996. </w:t>
+      </w:r>
+      <w:r>
+        <w:rPr>
+          <w:i/>
+        </w:rPr>
+        <w:t xml:space="preserve">Förekomst av tretåig hackspett Picoides tridactylus på bestånds- och landskapsnivå. </w:t>
+      </w:r>
+      <w:r>
+        <w:t>Ornis Svecica 6: 107–119</w:t>
+      </w:r>
+    </w:p>
+    <w:p>
+      <w:r>
+        <w:t xml:space="preserve">Butler, R., Angelstam, P., Ekelund, P. &amp; Schlaeffer, R. 2004. </w:t>
+      </w:r>
+      <w:r>
+        <w:rPr>
+          <w:i/>
+        </w:rPr>
+        <w:t xml:space="preserve">Dead wood threshold values for the three-toed woodpecker presence in boreal and sub-Alpine forest. </w:t>
+      </w:r>
+      <w:r>
+        <w:t>Biological conservation 119(3): 305–318</w:t>
+      </w:r>
+    </w:p>
+    <w:p>
+      <w:r>
+        <w:t xml:space="preserve">Imbeau, L. &amp; Desrochers, A. 2002. </w:t>
+      </w:r>
+      <w:r>
+        <w:rPr>
+          <w:i/>
+        </w:rPr>
+        <w:t xml:space="preserve">Foraging Ecology and Use of Drumming Trees by Three-Toed Woodpeckers. </w:t>
+      </w:r>
+      <w:r>
+        <w:t>The Journal of Wildlife Management. Vol. 66, No. 1 (Jan., 2002), pp. 222–231.</w:t>
+      </w:r>
+    </w:p>
+    <w:p>
+      <w:r>
+        <w:t xml:space="preserve">Pakkala, T., Hanski, I. &amp; Tomppo, E. 2002. </w:t>
+      </w:r>
+      <w:r>
+        <w:rPr>
+          <w:i/>
+        </w:rPr>
+        <w:t xml:space="preserve">Spatial ecology of the three-toed woodpecker in managed forest landscapes. </w:t>
+      </w:r>
+      <w:r>
+        <w:t>Silva Fennica 36(1): 279–288.</w:t>
+      </w:r>
+    </w:p>
+    <w:p>
+      <w:r>
+        <w:t xml:space="preserve">Skogsstyrelsen, 2016. </w:t>
+      </w:r>
+      <w:r>
+        <w:rPr>
+          <w:i/>
+        </w:rPr>
+        <w:t xml:space="preserve">Vägledning för hänsyn till fåglar – Tretåig hackspett. </w:t>
+      </w:r>
+      <w:r>
+        <w:t>www.skogsstyrelsen.se</w:t>
+      </w:r>
+    </w:p>
+    <w:p>
+      <w:r>
+        <w:t xml:space="preserve">Stachura-Skierczynska, K., Tumiel, T. &amp; Skierczynski, M. 2009. </w:t>
+      </w:r>
+      <w:r>
+        <w:rPr>
+          <w:i/>
+        </w:rPr>
+        <w:t xml:space="preserve">Habitat prediction model for three-toed woodpecker and its implications for the conservation of biologically valuable forests. </w:t>
+      </w:r>
+      <w:r>
+        <w:t>Forest Ecology and Management 258(5): 697–703.</w:t>
+      </w:r>
+    </w:p>
+    <w:p>
+      <w:r>
+        <w:t xml:space="preserve">Virkkala, R. 1991. </w:t>
+      </w:r>
+      <w:r>
+        <w:rPr>
+          <w:i/>
+        </w:rPr>
+        <w:t xml:space="preserve">Population trends of forest birds in a Finnish Lapland landscape of large habitat blocks – Consequences of stochastic environmental variation or regional habitat alteration. </w:t>
+      </w:r>
+      <w:r>
+        <w:t>Biological conservation 56(2): 223–240</w:t>
+      </w:r>
+    </w:p>
+    <w:p>
+      <w:r>
+        <w:t xml:space="preserve">Wesolowski, T., Czeszczewik, D. &amp; Rowinski, P. 2005. </w:t>
+      </w:r>
+      <w:r>
+        <w:rPr>
+          <w:i/>
+        </w:rPr>
+        <w:t xml:space="preserve">Effects of forest management on Three-toed Woodpecker Picoides tridactylus distribution in the Bialowieza Forest (NE Poland): conservation implications. </w:t>
+      </w:r>
+      <w:r>
+        <w:t>Acta Ornithologica 40(1): 53–60.</w:t>
       </w:r>
     </w:p>
     <w:sectPr>
@@ -757,7 +1392,7 @@
     <w:r>
       <w:tab/>
       <w:tab/>
-      <w:t>2025-11-01</w:t>
+      <w:t>2025-11-02</w:t>
       <w:br/>
       <w:br/>
     </w:r>

--- a/klagomål/A 34141-2025 FSC-klagomål.docx
+++ b/klagomål/A 34141-2025 FSC-klagomål.docx
@@ -191,7 +191,7 @@
     </w:p>
     <w:p>
       <w:r>
-        <w:t>I avverkningsanmälan har följande 18 naturvårdsarter hittats: blågrå svartspik (NT), gammelgransskål (NT), garnlav (NT), granticka (NT), lunglav (NT), spillkråka (NT, §4), talltita (NT, §4), tretåig hackspett (NT, §4), ullticka (NT), violettgrå tagellav (NT), bårdlav (S), korallblylav (S), luddlav (S), mörk husmossa (S), stor aspticka (S), stuplav (S), sparvuggla (§4) och revlummer (§9). Av dessa är 10 rödlistade. För rödlistade arter har rödlistekategorin angivits inom parentes. Arter som är signalarter enligt Skogsstyrelsen har markerats med (S). För fridlysta arter anges även paragrafen i Artskyddsförordningen som arten är fridlyst enligt.</w:t>
+        <w:t>I avverkningsanmälan har följande 19 naturvårdsarter hittats: vågticka (VU), blågrå svartspik (NT), gammelgransskål (NT), garnlav (NT), granticka (NT), lunglav (NT), spillkråka (NT, §4), talltita (NT, §4), tretåig hackspett (NT, §4), ullticka (NT), violettgrå tagellav (NT), bårdlav (S), korallblylav (S), luddlav (S), mörk husmossa (S), stor aspticka (S), stuplav (S), sparvuggla (§4) och revlummer (§9). Av dessa är 11 rödlistade. För rödlistade arter har rödlistekategorin angivits inom parentes. Arter som är signalarter enligt Skogsstyrelsen har markerats med (S). För fridlysta arter anges även paragrafen i Artskyddsförordningen som arten är fridlyst enligt.</w:t>
       </w:r>
     </w:p>
     <w:p>
@@ -413,79 +413,14 @@
       </w:r>
     </w:p>
     <w:p>
-      <w:pPr>
-        <w:pStyle w:val="Heading1"/>
-      </w:pPr>
-      <w:r>
-        <w:t>Fridlysta arter</w:t>
-      </w:r>
-    </w:p>
-    <w:p>
-      <w:r>
-        <w:t>Följande fridlysta arter har sina livsmiljöer och växtplatser i den avverkningsanmälda skogen: spillkråka (NT, §4), talltita (NT, §4), tretåig hackspett (NT, §4), sparvuggla (§4) och revlummer (§9).</w:t>
-      </w:r>
-    </w:p>
-    <w:p>
-      <w:r>
-        <w:t xml:space="preserve">Observera att medlemsländerna är skyldiga att agera i enlighet med EU:s fågeldirektiv där det uttryckligen står att direktivet gäller för fåglar samt för deras ägg, bon och </w:t>
-      </w:r>
       <w:r>
         <w:rPr>
           <w:b/>
         </w:rPr>
-        <w:t xml:space="preserve">livsmiljöer </w:t>
-      </w:r>
-      <w:r>
-        <w:t>(artikel 1). Vidare att de åtgärder som vidtas inte får leda till en försämring av den nuvarande situationen beträffande bevarandet av de fågelarter som avses i artikel 1 (artikel 13). Fågeldirektivet är styrande för tillsynsansvariga myndigheters ärendehantering, ställningstaganden och beslutsfattande.</w:t>
-      </w:r>
-    </w:p>
-    <w:p>
-      <w:r>
-        <w:rPr>
-          <w:b/>
-        </w:rPr>
-        <w:t>Sparvuggla (§4)</w:t>
-      </w:r>
-      <w:r>
-        <w:t>, som omfattas av fågeldirektivets bilaga 1, häckar i naturskog samt i klassisk bondeskog och förekommer främst i större skogsområden som domineras av barrblandskog med stort inslag av asp, björk och andra lövträd. Den behöver relativt stora skogsområden och saknas helt i mindre skogar och isolerade dungar. Reviren är i storleksordningen upp till 200 hektar. Sparvugglan missgynnas av överföring av variationsrika bondeskogar till ensartade produktionsskogar. Särskilt avverkning av lövträdsrika kantzoner och igenplantering av gamla inägor (Skogsstyrelsen, 2016).</w:t>
-      </w:r>
-    </w:p>
-    <w:p>
-      <w:r>
-        <w:rPr>
-          <w:b/>
-        </w:rPr>
-        <w:t>Spillkråka (NT, §4)</w:t>
-      </w:r>
-      <w:r>
-        <w:t xml:space="preserve"> är rödlistad som nära hotad och ingår i bilaga 1 i EU:s fågeldirektiv. Den minskar i population på grund av minskad tillgång på lämpliga bo- och födoträd och minskad födotillgång. Spillkråkans minskningstakt har uppgått till 19 (24–10) % under de senaste 15 åren. Minskningstakten för den svenska populationen bedöms vara nära gränsvärdet för Sårbar (VU) (A2bc). Skogsbruk med korta omloppstider och täta, homogena ungskogar utgör det största hotet, (SLU Artdatabanken, 2023).</w:t>
-      </w:r>
-    </w:p>
-    <w:p>
-      <w:r>
-        <w:rPr>
-          <w:b/>
-        </w:rPr>
-        <w:t>Talltita (NT, §4)</w:t>
-      </w:r>
-      <w:r>
-        <w:t>, rödlistad som nära hotad och prioriterad art i Skogsvårdslagen har häckningsrevir i anmälan. Arten har minskat kraftigt de senaste 30 åren och minskningstakten innevarande 10-årsperiod beräknas till 20 (10–30) %. Talltitan är synnerligen trogen sitt cirka 15 hektar stora revir och är beroende av flerskiktade olikåldriga skogar för att kunna föda upp sina ungar. Talltitan försvinner om dess livsmiljö kalavverkas (Eggers &amp; Low (2014); Ekman (1979); Griesser et al (2007); Klein (2020); Siffczyk et al (2003); SLU Artdatabanken (2021).</w:t>
-      </w:r>
-    </w:p>
-    <w:p>
-      <w:r>
-        <w:rPr>
-          <w:b/>
-        </w:rPr>
-        <w:t>Tretåig hackspett (NT, §4)</w:t>
-      </w:r>
-      <w:r>
-        <w:t xml:space="preserve"> är rödlistad som nära hotad och ingår i bilaga 1 i EU:s fågeldirektiv. Tretåig hackspett är för sin överlevnad beroende av kontinuerlig tillförsel av äldre döende och död ved, som sker genom naturliga självgallringsprocesser i äldre grannaturskogar och barrblandade naturskogar. Om en skog genom skogsbruk gallras eller glesas ur så upphör och uteblir i stort sett den naturliga självgallringsprocessen för mycket lång tid framöver vilket omöjliggör upprätthållandet av den kontinuerliga ekologiska funktionen i ett område. Det finns studier som visar att naturskogens självgallringsprocess som den tretåiga hackspetten är beroende av, inte kan ersättas med efterlämnad hänsyn i skogsbruket (Imbeau &amp; Desrochers, 2002). Storleken på häckningsreviret varierar med skogstypen, förekomsten av död ved och graden av fragmentering, men är i allmänhet i storleksordningen 25–100 hektar. Vintertid krävs ofta betydligt större områden och det finns studier som antyder att arten behöver minst 100 hektar äldre skog. I områden med låg bonitet kan det behövas över 200 hektar lämpligt habitat för att ett par ska kunna reproducera sig. Områden med dokumenterad permanent förekomst i naturskogsmiljöer har vanligen så stora naturvärden att skogsbruk är olämpligt (Skogsstyrelsen, 2016).</w:t>
-      </w:r>
-    </w:p>
-    <w:p>
-      <w:r>
-        <w:t>I BILAGA 1 finns mer detaljerad information om ekologi samt krav på livsmiljö hos fridlysta arter.</w:t>
+        <w:t xml:space="preserve">Vågticka (VU) </w:t>
+      </w:r>
+      <w:r>
+        <w:t>är knuten till kontinuitetsgranskogar med mycket död ved. Tidigare ansågs den som ytterst sällsynt men har nu blivit påträffad så många gånger att hotbilden eventuellt förändrats. Fortfarande är dock arten att anse som sårbar eftersom den fordrar rik tillgång till främst granlågor, ett substrat som minskat kraftigt i våra skogar. Vågtickans status bör ytterligare utredas. I väntan på detta måste fler av artens kända växtplatser säkerställas (SLU Artdatabanken, 2024).</w:t>
       </w:r>
     </w:p>
     <w:p>
@@ -493,6 +428,82 @@
         <w:pStyle w:val="Heading1"/>
       </w:pPr>
       <w:r>
+        <w:t>Fridlysta arter</w:t>
+      </w:r>
+    </w:p>
+    <w:p>
+      <w:r>
+        <w:t>Följande fridlysta arter har sina livsmiljöer och växtplatser i den avverkningsanmälda skogen: spillkråka (NT, §4), talltita (NT, §4), tretåig hackspett (NT, §4), sparvuggla (§4) och revlummer (§9).</w:t>
+      </w:r>
+    </w:p>
+    <w:p>
+      <w:r>
+        <w:t xml:space="preserve">Observera att medlemsländerna är skyldiga att agera i enlighet med EU:s fågeldirektiv där det uttryckligen står att direktivet gäller för fåglar samt för deras ägg, bon och </w:t>
+      </w:r>
+      <w:r>
+        <w:rPr>
+          <w:b/>
+        </w:rPr>
+        <w:t xml:space="preserve">livsmiljöer </w:t>
+      </w:r>
+      <w:r>
+        <w:t>(artikel 1). Vidare att de åtgärder som vidtas inte får leda till en försämring av den nuvarande situationen beträffande bevarandet av de fågelarter som avses i artikel 1 (artikel 13). Fågeldirektivet är styrande för tillsynsansvariga myndigheters ärendehantering, ställningstaganden och beslutsfattande.</w:t>
+      </w:r>
+    </w:p>
+    <w:p>
+      <w:r>
+        <w:rPr>
+          <w:b/>
+        </w:rPr>
+        <w:t>Sparvuggla (§4)</w:t>
+      </w:r>
+      <w:r>
+        <w:t>, som omfattas av fågeldirektivets bilaga 1, häckar i naturskog samt i klassisk bondeskog och förekommer främst i större skogsområden som domineras av barrblandskog med stort inslag av asp, björk och andra lövträd. Den behöver relativt stora skogsområden och saknas helt i mindre skogar och isolerade dungar. Reviren är i storleksordningen upp till 200 hektar. Sparvugglan missgynnas av överföring av variationsrika bondeskogar till ensartade produktionsskogar. Särskilt avverkning av lövträdsrika kantzoner och igenplantering av gamla inägor (Skogsstyrelsen, 2016).</w:t>
+      </w:r>
+    </w:p>
+    <w:p>
+      <w:r>
+        <w:rPr>
+          <w:b/>
+        </w:rPr>
+        <w:t>Spillkråka (NT, §4)</w:t>
+      </w:r>
+      <w:r>
+        <w:t xml:space="preserve"> är rödlistad som nära hotad och ingår i bilaga 1 i EU:s fågeldirektiv. Den minskar i population på grund av minskad tillgång på lämpliga bo- och födoträd och minskad födotillgång. Spillkråkans minskningstakt har uppgått till 19 (24–10) % under de senaste 15 åren. Minskningstakten för den svenska populationen bedöms vara nära gränsvärdet för Sårbar (VU) (A2bc). Skogsbruk med korta omloppstider och täta, homogena ungskogar utgör det största hotet, (SLU Artdatabanken, 2023).</w:t>
+      </w:r>
+    </w:p>
+    <w:p>
+      <w:r>
+        <w:rPr>
+          <w:b/>
+        </w:rPr>
+        <w:t>Talltita (NT, §4)</w:t>
+      </w:r>
+      <w:r>
+        <w:t>, rödlistad som nära hotad och prioriterad art i Skogsvårdslagen har häckningsrevir i anmälan. Arten har minskat kraftigt de senaste 30 åren och minskningstakten innevarande 10-årsperiod beräknas till 20 (10–30) %. Talltitan är synnerligen trogen sitt cirka 15 hektar stora revir och är beroende av flerskiktade olikåldriga skogar för att kunna föda upp sina ungar. Talltitan försvinner om dess livsmiljö kalavverkas (Eggers &amp; Low (2014); Ekman (1979); Griesser et al (2007); Klein (2020); Siffczyk et al (2003); SLU Artdatabanken (2021).</w:t>
+      </w:r>
+    </w:p>
+    <w:p>
+      <w:r>
+        <w:rPr>
+          <w:b/>
+        </w:rPr>
+        <w:t>Tretåig hackspett (NT, §4)</w:t>
+      </w:r>
+      <w:r>
+        <w:t xml:space="preserve"> är rödlistad som nära hotad och ingår i bilaga 1 i EU:s fågeldirektiv. Tretåig hackspett är för sin överlevnad beroende av kontinuerlig tillförsel av äldre döende och död ved, som sker genom naturliga självgallringsprocesser i äldre grannaturskogar och barrblandade naturskogar. Om en skog genom skogsbruk gallras eller glesas ur så upphör och uteblir i stort sett den naturliga självgallringsprocessen för mycket lång tid framöver vilket omöjliggör upprätthållandet av den kontinuerliga ekologiska funktionen i ett område. Det finns studier som visar att naturskogens självgallringsprocess som den tretåiga hackspetten är beroende av, inte kan ersättas med efterlämnad hänsyn i skogsbruket (Imbeau &amp; Desrochers, 2002). Storleken på häckningsreviret varierar med skogstypen, förekomsten av död ved och graden av fragmentering, men är i allmänhet i storleksordningen 25–100 hektar. Vintertid krävs ofta betydligt större områden och det finns studier som antyder att arten behöver minst 100 hektar äldre skog. I områden med låg bonitet kan det behövas över 200 hektar lämpligt habitat för att ett par ska kunna reproducera sig. Områden med dokumenterad permanent förekomst i naturskogsmiljöer har vanligen så stora naturvärden att skogsbruk är olämpligt (Skogsstyrelsen, 2016).</w:t>
+      </w:r>
+    </w:p>
+    <w:p>
+      <w:r>
+        <w:t>I BILAGA 1 finns mer detaljerad information om ekologi samt krav på livsmiljö hos fridlysta arter.</w:t>
+      </w:r>
+    </w:p>
+    <w:p>
+      <w:pPr>
+        <w:pStyle w:val="Heading1"/>
+      </w:pPr>
+      <w:r>
         <w:t>Certifiering</w:t>
       </w:r>
     </w:p>
@@ -594,7 +605,7 @@
         <w:rPr>
           <w:i/>
         </w:rPr>
-        <w:t>I det avverkningsanmälda skogsområdet har 18 naturvårdsarter varav 10 rödlistade arter sina livsmiljöer och växtplatser.</w:t>
+        <w:t>I det avverkningsanmälda skogsområdet har 19 naturvårdsarter varav 11 rödlistade arter sina livsmiljöer och växtplatser.</w:t>
       </w:r>
     </w:p>
     <w:p>
@@ -1392,7 +1403,7 @@
     <w:r>
       <w:tab/>
       <w:tab/>
-      <w:t>2025-11-02</w:t>
+      <w:t>2025-11-03</w:t>
       <w:br/>
       <w:br/>
     </w:r>

--- a/klagomål/A 34141-2025 FSC-klagomål.docx
+++ b/klagomål/A 34141-2025 FSC-klagomål.docx
@@ -1403,7 +1403,7 @@
     <w:r>
       <w:tab/>
       <w:tab/>
-      <w:t>2025-11-03</w:t>
+      <w:t>2025-11-04</w:t>
       <w:br/>
       <w:br/>
     </w:r>

--- a/klagomål/A 34141-2025 FSC-klagomål.docx
+++ b/klagomål/A 34141-2025 FSC-klagomål.docx
@@ -1403,7 +1403,7 @@
     <w:r>
       <w:tab/>
       <w:tab/>
-      <w:t>2025-11-04</w:t>
+      <w:t>2025-11-05</w:t>
       <w:br/>
       <w:br/>
     </w:r>

--- a/klagomål/A 34141-2025 FSC-klagomål.docx
+++ b/klagomål/A 34141-2025 FSC-klagomål.docx
@@ -1403,7 +1403,7 @@
     <w:r>
       <w:tab/>
       <w:tab/>
-      <w:t>2025-11-05</w:t>
+      <w:t>2025-11-06</w:t>
       <w:br/>
       <w:br/>
     </w:r>

--- a/klagomål/A 34141-2025 FSC-klagomål.docx
+++ b/klagomål/A 34141-2025 FSC-klagomål.docx
@@ -1403,7 +1403,7 @@
     <w:r>
       <w:tab/>
       <w:tab/>
-      <w:t>2025-11-06</w:t>
+      <w:t>2025-11-07</w:t>
       <w:br/>
       <w:br/>
     </w:r>

--- a/klagomål/A 34141-2025 FSC-klagomål.docx
+++ b/klagomål/A 34141-2025 FSC-klagomål.docx
@@ -1403,7 +1403,7 @@
     <w:r>
       <w:tab/>
       <w:tab/>
-      <w:t>2025-11-07</w:t>
+      <w:t>2025-11-08</w:t>
       <w:br/>
       <w:br/>
     </w:r>

--- a/klagomål/A 34141-2025 FSC-klagomål.docx
+++ b/klagomål/A 34141-2025 FSC-klagomål.docx
@@ -1403,7 +1403,7 @@
     <w:r>
       <w:tab/>
       <w:tab/>
-      <w:t>2025-11-08</w:t>
+      <w:t>2025-11-09</w:t>
       <w:br/>
       <w:br/>
     </w:r>

--- a/klagomål/A 34141-2025 FSC-klagomål.docx
+++ b/klagomål/A 34141-2025 FSC-klagomål.docx
@@ -1403,7 +1403,7 @@
     <w:r>
       <w:tab/>
       <w:tab/>
-      <w:t>2025-11-09</w:t>
+      <w:t>2025-11-10</w:t>
       <w:br/>
       <w:br/>
     </w:r>

--- a/klagomål/A 34141-2025 FSC-klagomål.docx
+++ b/klagomål/A 34141-2025 FSC-klagomål.docx
@@ -1403,7 +1403,7 @@
     <w:r>
       <w:tab/>
       <w:tab/>
-      <w:t>2025-11-10</w:t>
+      <w:t>2025-11-11</w:t>
       <w:br/>
       <w:br/>
     </w:r>

--- a/klagomål/A 34141-2025 FSC-klagomål.docx
+++ b/klagomål/A 34141-2025 FSC-klagomål.docx
@@ -1403,7 +1403,7 @@
     <w:r>
       <w:tab/>
       <w:tab/>
-      <w:t>2025-11-11</w:t>
+      <w:t>2025-11-12</w:t>
       <w:br/>
       <w:br/>
     </w:r>

--- a/klagomål/A 34141-2025 FSC-klagomål.docx
+++ b/klagomål/A 34141-2025 FSC-klagomål.docx
@@ -1403,7 +1403,7 @@
     <w:r>
       <w:tab/>
       <w:tab/>
-      <w:t>2025-11-12</w:t>
+      <w:t>2025-11-13</w:t>
       <w:br/>
       <w:br/>
     </w:r>

--- a/klagomål/A 34141-2025 FSC-klagomål.docx
+++ b/klagomål/A 34141-2025 FSC-klagomål.docx
@@ -1403,7 +1403,7 @@
     <w:r>
       <w:tab/>
       <w:tab/>
-      <w:t>2025-11-13</w:t>
+      <w:t>2025-11-14</w:t>
       <w:br/>
       <w:br/>
     </w:r>

--- a/klagomål/A 34141-2025 FSC-klagomål.docx
+++ b/klagomål/A 34141-2025 FSC-klagomål.docx
@@ -1403,7 +1403,7 @@
     <w:r>
       <w:tab/>
       <w:tab/>
-      <w:t>2025-11-14</w:t>
+      <w:t>2025-11-15</w:t>
       <w:br/>
       <w:br/>
     </w:r>

--- a/klagomål/A 34141-2025 FSC-klagomål.docx
+++ b/klagomål/A 34141-2025 FSC-klagomål.docx
@@ -1403,7 +1403,7 @@
     <w:r>
       <w:tab/>
       <w:tab/>
-      <w:t>2025-11-15</w:t>
+      <w:t>2025-11-20</w:t>
       <w:br/>
       <w:br/>
     </w:r>

--- a/klagomål/A 34141-2025 FSC-klagomål.docx
+++ b/klagomål/A 34141-2025 FSC-klagomål.docx
@@ -1403,7 +1403,7 @@
     <w:r>
       <w:tab/>
       <w:tab/>
-      <w:t>2025-11-20</w:t>
+      <w:t>2025-11-21</w:t>
       <w:br/>
       <w:br/>
     </w:r>

--- a/klagomål/A 34141-2025 FSC-klagomål.docx
+++ b/klagomål/A 34141-2025 FSC-klagomål.docx
@@ -1403,7 +1403,7 @@
     <w:r>
       <w:tab/>
       <w:tab/>
-      <w:t>2025-11-21</w:t>
+      <w:t>2025-11-22</w:t>
       <w:br/>
       <w:br/>
     </w:r>

--- a/klagomål/A 34141-2025 FSC-klagomål.docx
+++ b/klagomål/A 34141-2025 FSC-klagomål.docx
@@ -1403,7 +1403,7 @@
     <w:r>
       <w:tab/>
       <w:tab/>
-      <w:t>2025-11-22</w:t>
+      <w:t>2025-11-23</w:t>
       <w:br/>
       <w:br/>
     </w:r>

--- a/klagomål/A 34141-2025 FSC-klagomål.docx
+++ b/klagomål/A 34141-2025 FSC-klagomål.docx
@@ -1403,7 +1403,7 @@
     <w:r>
       <w:tab/>
       <w:tab/>
-      <w:t>2025-11-23</w:t>
+      <w:t>2025-11-24</w:t>
       <w:br/>
       <w:br/>
     </w:r>

--- a/klagomål/A 34141-2025 FSC-klagomål.docx
+++ b/klagomål/A 34141-2025 FSC-klagomål.docx
@@ -1403,7 +1403,7 @@
     <w:r>
       <w:tab/>
       <w:tab/>
-      <w:t>2025-11-24</w:t>
+      <w:t>2025-11-25</w:t>
       <w:br/>
       <w:br/>
     </w:r>

--- a/klagomål/A 34141-2025 FSC-klagomål.docx
+++ b/klagomål/A 34141-2025 FSC-klagomål.docx
@@ -1403,7 +1403,7 @@
     <w:r>
       <w:tab/>
       <w:tab/>
-      <w:t>2025-11-25</w:t>
+      <w:t>2025-11-26</w:t>
       <w:br/>
       <w:br/>
     </w:r>

--- a/klagomål/A 34141-2025 FSC-klagomål.docx
+++ b/klagomål/A 34141-2025 FSC-klagomål.docx
@@ -1403,7 +1403,7 @@
     <w:r>
       <w:tab/>
       <w:tab/>
-      <w:t>2025-11-26</w:t>
+      <w:t>2025-11-27</w:t>
       <w:br/>
       <w:br/>
     </w:r>

--- a/klagomål/A 34141-2025 FSC-klagomål.docx
+++ b/klagomål/A 34141-2025 FSC-klagomål.docx
@@ -1403,7 +1403,7 @@
     <w:r>
       <w:tab/>
       <w:tab/>
-      <w:t>2025-11-27</w:t>
+      <w:t>2025-11-28</w:t>
       <w:br/>
       <w:br/>
     </w:r>

--- a/klagomål/A 34141-2025 FSC-klagomål.docx
+++ b/klagomål/A 34141-2025 FSC-klagomål.docx
@@ -1403,7 +1403,7 @@
     <w:r>
       <w:tab/>
       <w:tab/>
-      <w:t>2025-11-28</w:t>
+      <w:t>2025-11-29</w:t>
       <w:br/>
       <w:br/>
     </w:r>

--- a/klagomål/A 34141-2025 FSC-klagomål.docx
+++ b/klagomål/A 34141-2025 FSC-klagomål.docx
@@ -1403,7 +1403,7 @@
     <w:r>
       <w:tab/>
       <w:tab/>
-      <w:t>2025-11-29</w:t>
+      <w:t>2025-11-30</w:t>
       <w:br/>
       <w:br/>
     </w:r>

--- a/klagomål/A 34141-2025 FSC-klagomål.docx
+++ b/klagomål/A 34141-2025 FSC-klagomål.docx
@@ -1403,7 +1403,7 @@
     <w:r>
       <w:tab/>
       <w:tab/>
-      <w:t>2025-11-30</w:t>
+      <w:t>2025-12-01</w:t>
       <w:br/>
       <w:br/>
     </w:r>

--- a/klagomål/A 34141-2025 FSC-klagomål.docx
+++ b/klagomål/A 34141-2025 FSC-klagomål.docx
@@ -1403,7 +1403,7 @@
     <w:r>
       <w:tab/>
       <w:tab/>
-      <w:t>2025-12-01</w:t>
+      <w:t>2025-12-02</w:t>
       <w:br/>
       <w:br/>
     </w:r>

--- a/klagomål/A 34141-2025 FSC-klagomål.docx
+++ b/klagomål/A 34141-2025 FSC-klagomål.docx
@@ -1403,7 +1403,7 @@
     <w:r>
       <w:tab/>
       <w:tab/>
-      <w:t>2025-12-02</w:t>
+      <w:t>2025-12-03</w:t>
       <w:br/>
       <w:br/>
     </w:r>

--- a/klagomål/A 34141-2025 FSC-klagomål.docx
+++ b/klagomål/A 34141-2025 FSC-klagomål.docx
@@ -1403,7 +1403,7 @@
     <w:r>
       <w:tab/>
       <w:tab/>
-      <w:t>2025-12-03</w:t>
+      <w:t>2025-12-04</w:t>
       <w:br/>
       <w:br/>
     </w:r>

--- a/klagomål/A 34141-2025 FSC-klagomål.docx
+++ b/klagomål/A 34141-2025 FSC-klagomål.docx
@@ -1403,7 +1403,7 @@
     <w:r>
       <w:tab/>
       <w:tab/>
-      <w:t>2025-12-04</w:t>
+      <w:t>2025-12-05</w:t>
       <w:br/>
       <w:br/>
     </w:r>

--- a/klagomål/A 34141-2025 FSC-klagomål.docx
+++ b/klagomål/A 34141-2025 FSC-klagomål.docx
@@ -1403,7 +1403,7 @@
     <w:r>
       <w:tab/>
       <w:tab/>
-      <w:t>2025-12-05</w:t>
+      <w:t>2025-12-06</w:t>
       <w:br/>
       <w:br/>
     </w:r>

--- a/klagomål/A 34141-2025 FSC-klagomål.docx
+++ b/klagomål/A 34141-2025 FSC-klagomål.docx
@@ -1403,7 +1403,7 @@
     <w:r>
       <w:tab/>
       <w:tab/>
-      <w:t>2025-12-06</w:t>
+      <w:t>2025-12-07</w:t>
       <w:br/>
       <w:br/>
     </w:r>

--- a/klagomål/A 34141-2025 FSC-klagomål.docx
+++ b/klagomål/A 34141-2025 FSC-klagomål.docx
@@ -1403,7 +1403,7 @@
     <w:r>
       <w:tab/>
       <w:tab/>
-      <w:t>2025-12-07</w:t>
+      <w:t>2025-12-08</w:t>
       <w:br/>
       <w:br/>
     </w:r>

--- a/klagomål/A 34141-2025 FSC-klagomål.docx
+++ b/klagomål/A 34141-2025 FSC-klagomål.docx
@@ -1403,7 +1403,7 @@
     <w:r>
       <w:tab/>
       <w:tab/>
-      <w:t>2025-12-08</w:t>
+      <w:t>2025-12-09</w:t>
       <w:br/>
       <w:br/>
     </w:r>

--- a/klagomål/A 34141-2025 FSC-klagomål.docx
+++ b/klagomål/A 34141-2025 FSC-klagomål.docx
@@ -1403,7 +1403,7 @@
     <w:r>
       <w:tab/>
       <w:tab/>
-      <w:t>2025-12-09</w:t>
+      <w:t>2025-12-10</w:t>
       <w:br/>
       <w:br/>
     </w:r>

--- a/klagomål/A 34141-2025 FSC-klagomål.docx
+++ b/klagomål/A 34141-2025 FSC-klagomål.docx
@@ -1403,7 +1403,7 @@
     <w:r>
       <w:tab/>
       <w:tab/>
-      <w:t>2025-12-10</w:t>
+      <w:t>2025-12-11</w:t>
       <w:br/>
       <w:br/>
     </w:r>

--- a/klagomål/A 34141-2025 FSC-klagomål.docx
+++ b/klagomål/A 34141-2025 FSC-klagomål.docx
@@ -1403,7 +1403,7 @@
     <w:r>
       <w:tab/>
       <w:tab/>
-      <w:t>2025-12-11</w:t>
+      <w:t>2025-12-12</w:t>
       <w:br/>
       <w:br/>
     </w:r>

--- a/klagomål/A 34141-2025 FSC-klagomål.docx
+++ b/klagomål/A 34141-2025 FSC-klagomål.docx
@@ -1403,7 +1403,7 @@
     <w:r>
       <w:tab/>
       <w:tab/>
-      <w:t>2025-12-12</w:t>
+      <w:t>2025-12-13</w:t>
       <w:br/>
       <w:br/>
     </w:r>

--- a/klagomål/A 34141-2025 FSC-klagomål.docx
+++ b/klagomål/A 34141-2025 FSC-klagomål.docx
@@ -1403,7 +1403,7 @@
     <w:r>
       <w:tab/>
       <w:tab/>
-      <w:t>2025-12-19</w:t>
+      <w:t>2025-12-20</w:t>
       <w:br/>
       <w:br/>
     </w:r>

--- a/klagomål/A 34141-2025 FSC-klagomål.docx
+++ b/klagomål/A 34141-2025 FSC-klagomål.docx
@@ -1403,7 +1403,7 @@
     <w:r>
       <w:tab/>
       <w:tab/>
-      <w:t>2025-12-20</w:t>
+      <w:t>2025-12-21</w:t>
       <w:br/>
       <w:br/>
     </w:r>

--- a/klagomål/A 34141-2025 FSC-klagomål.docx
+++ b/klagomål/A 34141-2025 FSC-klagomål.docx
@@ -1403,7 +1403,7 @@
     <w:r>
       <w:tab/>
       <w:tab/>
-      <w:t>2025-12-21</w:t>
+      <w:t>2025-12-22</w:t>
       <w:br/>
       <w:br/>
     </w:r>

--- a/klagomål/A 34141-2025 FSC-klagomål.docx
+++ b/klagomål/A 34141-2025 FSC-klagomål.docx
@@ -1403,7 +1403,7 @@
     <w:r>
       <w:tab/>
       <w:tab/>
-      <w:t>2025-12-22</w:t>
+      <w:t>2025-12-26</w:t>
       <w:br/>
       <w:br/>
     </w:r>

--- a/klagomål/A 34141-2025 FSC-klagomål.docx
+++ b/klagomål/A 34141-2025 FSC-klagomål.docx
@@ -1403,7 +1403,7 @@
     <w:r>
       <w:tab/>
       <w:tab/>
-      <w:t>2025-12-26</w:t>
+      <w:t>2025-12-28</w:t>
       <w:br/>
       <w:br/>
     </w:r>

--- a/klagomål/A 34141-2025 FSC-klagomål.docx
+++ b/klagomål/A 34141-2025 FSC-klagomål.docx
@@ -1403,7 +1403,7 @@
     <w:r>
       <w:tab/>
       <w:tab/>
-      <w:t>2025-12-28</w:t>
+      <w:t>2025-12-29</w:t>
       <w:br/>
       <w:br/>
     </w:r>
